--- a/tests/fixtures/docx-authored/arh--doctoral--poslijediplomski--neuredan.docx
+++ b/tests/fixtures/docx-authored/arh--doctoral--poslijediplomski--neuredan.docx
@@ -58,7 +58,7 @@
       <w:pPr>
         <w:pStyle w:val="BodyText"/>
         <w:bidi w:val="0"/>
-        <w:spacing w:lineRule="auto" w:line="360" w:before="0" w:after="120"/>
+        <w:spacing w:lineRule="auto" w:line="240" w:before="0" w:after="340"/>
         <w:rPr/>
       </w:pPr>
       <w:r>
@@ -82,7 +82,7 @@
       <w:pPr>
         <w:pStyle w:val="BodyText"/>
         <w:bidi w:val="0"/>
-        <w:spacing w:lineRule="auto" w:line="360" w:before="0" w:after="120"/>
+        <w:spacing w:lineRule="auto" w:line="240" w:before="0" w:after="340"/>
         <w:rPr/>
       </w:pPr>
       <w:r>
@@ -270,67 +270,67 @@
       <w:pPr>
         <w:pStyle w:val="BodyText"/>
         <w:bidi w:val="0"/>
-        <w:spacing w:lineRule="auto" w:line="360" w:before="0" w:after="120"/>
-        <w:rPr/>
-      </w:pPr>
-      <w:r>
-        <w:rPr/>
-      </w:r>
-    </w:p>
-    <w:p>
-      <w:pPr>
-        <w:pStyle w:val="BodyText"/>
-        <w:bidi w:val="0"/>
-        <w:spacing w:lineRule="auto" w:line="360" w:before="0" w:after="120"/>
-        <w:rPr/>
-      </w:pPr>
-      <w:r>
-        <w:rPr/>
-      </w:r>
-    </w:p>
-    <w:p>
-      <w:pPr>
-        <w:pStyle w:val="BodyText"/>
-        <w:bidi w:val="0"/>
-        <w:spacing w:lineRule="auto" w:line="360" w:before="0" w:after="120"/>
-        <w:rPr/>
-      </w:pPr>
-      <w:r>
-        <w:rPr/>
-      </w:r>
-    </w:p>
-    <w:p>
-      <w:pPr>
-        <w:pStyle w:val="BodyText"/>
-        <w:bidi w:val="0"/>
-        <w:spacing w:lineRule="auto" w:line="360" w:before="0" w:after="120"/>
-        <w:rPr/>
-      </w:pPr>
-      <w:r>
-        <w:rPr/>
-      </w:r>
-    </w:p>
-    <w:p>
-      <w:pPr>
-        <w:pStyle w:val="BodyText"/>
-        <w:bidi w:val="0"/>
-        <w:spacing w:lineRule="auto" w:line="360" w:before="0" w:after="120"/>
-        <w:rPr/>
-      </w:pPr>
-      <w:r>
-        <w:rPr/>
-      </w:r>
-    </w:p>
-    <w:p>
-      <w:pPr>
-        <w:pStyle w:val="BodyText"/>
-        <w:bidi w:val="0"/>
-        <w:spacing w:lineRule="auto" w:line="360" w:before="0" w:after="120"/>
+        <w:spacing w:lineRule="auto" w:line="240" w:before="0" w:after="340"/>
+        <w:rPr/>
+      </w:pPr>
+      <w:r>
+        <w:rPr/>
+      </w:r>
+    </w:p>
+    <w:p>
+      <w:pPr>
+        <w:pStyle w:val="BodyText"/>
+        <w:bidi w:val="0"/>
+        <w:spacing w:lineRule="auto" w:line="240" w:before="0" w:after="340"/>
+        <w:rPr/>
+      </w:pPr>
+      <w:r>
+        <w:rPr/>
+      </w:r>
+    </w:p>
+    <w:p>
+      <w:pPr>
+        <w:pStyle w:val="BodyText"/>
+        <w:bidi w:val="0"/>
+        <w:spacing w:lineRule="auto" w:line="240" w:before="0" w:after="340"/>
+        <w:rPr/>
+      </w:pPr>
+      <w:r>
+        <w:rPr/>
+      </w:r>
+    </w:p>
+    <w:p>
+      <w:pPr>
+        <w:pStyle w:val="BodyText"/>
+        <w:bidi w:val="0"/>
+        <w:spacing w:lineRule="auto" w:line="240" w:before="0" w:after="340"/>
+        <w:rPr/>
+      </w:pPr>
+      <w:r>
+        <w:rPr/>
+      </w:r>
+    </w:p>
+    <w:p>
+      <w:pPr>
+        <w:pStyle w:val="BodyText"/>
+        <w:bidi w:val="0"/>
+        <w:spacing w:lineRule="auto" w:line="240" w:before="0" w:after="340"/>
+        <w:rPr/>
+      </w:pPr>
+      <w:r>
+        <w:rPr/>
+      </w:r>
+    </w:p>
+    <w:p>
+      <w:pPr>
+        <w:pStyle w:val="BodyText"/>
+        <w:bidi w:val="0"/>
+        <w:spacing w:lineRule="auto" w:line="240" w:before="0" w:after="340"/>
         <w:rPr/>
         <w:sectPr>
           <w:footerReference w:type="default" r:id="rId2"/>
           <w:type w:val="nextPage"/>
-          <w:pgSz w:w="11906" w:h="16838"/>
+          <w:pgSz w:w="12240" w:h="15840"/>
           <w:pgMar w:left="1417" w:right="1417" w:gutter="0" w:header="0" w:top="1417" w:footer="1417" w:bottom="1976"/>
           <w:pgNumType w:fmt="decimal"/>
           <w:formProt w:val="false"/>
@@ -358,7 +358,7 @@
       <w:pPr>
         <w:pStyle w:val="BodyText"/>
         <w:bidi w:val="0"/>
-        <w:spacing w:lineRule="auto" w:line="360" w:before="0" w:after="120"/>
+        <w:spacing w:lineRule="auto" w:line="240" w:before="0" w:after="340"/>
         <w:rPr/>
       </w:pPr>
       <w:r>
@@ -377,7 +377,7 @@
       <w:pPr>
         <w:pStyle w:val="BodyText"/>
         <w:bidi w:val="0"/>
-        <w:spacing w:lineRule="auto" w:line="360" w:before="0" w:after="120"/>
+        <w:spacing w:lineRule="auto" w:line="240" w:before="0" w:after="340"/>
         <w:rPr/>
       </w:pPr>
       <w:r>
@@ -396,62 +396,62 @@
       <w:pPr>
         <w:pStyle w:val="BodyText"/>
         <w:bidi w:val="0"/>
-        <w:spacing w:lineRule="auto" w:line="360" w:before="0" w:after="120"/>
-        <w:rPr/>
-      </w:pPr>
-      <w:r>
-        <w:rPr/>
-      </w:r>
-    </w:p>
-    <w:p>
-      <w:pPr>
-        <w:pStyle w:val="BodyText"/>
-        <w:bidi w:val="0"/>
-        <w:spacing w:lineRule="auto" w:line="360" w:before="0" w:after="120"/>
-        <w:rPr/>
-      </w:pPr>
-      <w:r>
-        <w:rPr/>
-      </w:r>
-    </w:p>
-    <w:p>
-      <w:pPr>
-        <w:pStyle w:val="BodyText"/>
-        <w:bidi w:val="0"/>
-        <w:spacing w:lineRule="auto" w:line="360" w:before="0" w:after="120"/>
-        <w:rPr/>
-      </w:pPr>
-      <w:r>
-        <w:rPr/>
-      </w:r>
-    </w:p>
-    <w:p>
-      <w:pPr>
-        <w:pStyle w:val="BodyText"/>
-        <w:bidi w:val="0"/>
-        <w:spacing w:lineRule="auto" w:line="360" w:before="0" w:after="120"/>
-        <w:rPr/>
-      </w:pPr>
-      <w:r>
-        <w:rPr/>
-      </w:r>
-    </w:p>
-    <w:p>
-      <w:pPr>
-        <w:pStyle w:val="BodyText"/>
-        <w:bidi w:val="0"/>
-        <w:spacing w:lineRule="auto" w:line="360" w:before="0" w:after="120"/>
-        <w:rPr/>
-      </w:pPr>
-      <w:r>
-        <w:rPr/>
-      </w:r>
-    </w:p>
-    <w:p>
-      <w:pPr>
-        <w:pStyle w:val="BodyText"/>
-        <w:bidi w:val="0"/>
-        <w:spacing w:lineRule="auto" w:line="360" w:before="0" w:after="120"/>
+        <w:spacing w:lineRule="auto" w:line="240" w:before="0" w:after="340"/>
+        <w:rPr/>
+      </w:pPr>
+      <w:r>
+        <w:rPr/>
+      </w:r>
+    </w:p>
+    <w:p>
+      <w:pPr>
+        <w:pStyle w:val="BodyText"/>
+        <w:bidi w:val="0"/>
+        <w:spacing w:lineRule="auto" w:line="240" w:before="0" w:after="340"/>
+        <w:rPr/>
+      </w:pPr>
+      <w:r>
+        <w:rPr/>
+      </w:r>
+    </w:p>
+    <w:p>
+      <w:pPr>
+        <w:pStyle w:val="BodyText"/>
+        <w:bidi w:val="0"/>
+        <w:spacing w:lineRule="auto" w:line="240" w:before="0" w:after="340"/>
+        <w:rPr/>
+      </w:pPr>
+      <w:r>
+        <w:rPr/>
+      </w:r>
+    </w:p>
+    <w:p>
+      <w:pPr>
+        <w:pStyle w:val="BodyText"/>
+        <w:bidi w:val="0"/>
+        <w:spacing w:lineRule="auto" w:line="240" w:before="0" w:after="340"/>
+        <w:rPr/>
+      </w:pPr>
+      <w:r>
+        <w:rPr/>
+      </w:r>
+    </w:p>
+    <w:p>
+      <w:pPr>
+        <w:pStyle w:val="BodyText"/>
+        <w:bidi w:val="0"/>
+        <w:spacing w:lineRule="auto" w:line="240" w:before="0" w:after="340"/>
+        <w:rPr/>
+      </w:pPr>
+      <w:r>
+        <w:rPr/>
+      </w:r>
+    </w:p>
+    <w:p>
+      <w:pPr>
+        <w:pStyle w:val="BodyText"/>
+        <w:bidi w:val="0"/>
+        <w:spacing w:lineRule="auto" w:line="240" w:before="0" w:after="340"/>
         <w:rPr/>
       </w:pPr>
       <w:r>
@@ -474,7 +474,7 @@
       <w:pPr>
         <w:pStyle w:val="BodyText"/>
         <w:bidi w:val="0"/>
-        <w:spacing w:lineRule="auto" w:line="360" w:before="0" w:after="120"/>
+        <w:spacing w:lineRule="auto" w:line="240" w:before="0" w:after="340"/>
         <w:rPr/>
       </w:pPr>
       <w:r>
@@ -486,7 +486,7 @@
       <w:pPr>
         <w:pStyle w:val="BodyText"/>
         <w:bidi w:val="0"/>
-        <w:spacing w:lineRule="auto" w:line="360" w:before="0" w:after="120"/>
+        <w:spacing w:lineRule="auto" w:line="240" w:before="0" w:after="340"/>
         <w:rPr/>
       </w:pPr>
       <w:r>
@@ -498,68 +498,68 @@
       <w:pPr>
         <w:pStyle w:val="BodyText"/>
         <w:bidi w:val="0"/>
-        <w:spacing w:lineRule="auto" w:line="360" w:before="0" w:after="120"/>
-        <w:rPr/>
-      </w:pPr>
-      <w:r>
-        <w:rPr/>
-      </w:r>
-    </w:p>
-    <w:p>
-      <w:pPr>
-        <w:pStyle w:val="BodyText"/>
-        <w:bidi w:val="0"/>
-        <w:spacing w:lineRule="auto" w:line="360" w:before="0" w:after="120"/>
-        <w:rPr/>
-      </w:pPr>
-      <w:r>
-        <w:rPr/>
-      </w:r>
-    </w:p>
-    <w:p>
-      <w:pPr>
-        <w:pStyle w:val="BodyText"/>
-        <w:bidi w:val="0"/>
-        <w:spacing w:lineRule="auto" w:line="360" w:before="0" w:after="120"/>
-        <w:rPr/>
-      </w:pPr>
-      <w:r>
-        <w:rPr/>
-      </w:r>
-    </w:p>
-    <w:p>
-      <w:pPr>
-        <w:pStyle w:val="BodyText"/>
-        <w:bidi w:val="0"/>
-        <w:spacing w:lineRule="auto" w:line="360" w:before="0" w:after="120"/>
-        <w:rPr/>
-      </w:pPr>
-      <w:r>
-        <w:rPr/>
-      </w:r>
-    </w:p>
-    <w:p>
-      <w:pPr>
-        <w:pStyle w:val="BodyText"/>
-        <w:bidi w:val="0"/>
-        <w:spacing w:lineRule="auto" w:line="360" w:before="0" w:after="120"/>
-        <w:rPr/>
-      </w:pPr>
-      <w:r>
-        <w:rPr/>
-      </w:r>
-    </w:p>
-    <w:p>
-      <w:pPr>
-        <w:pStyle w:val="BodyText"/>
-        <w:bidi w:val="0"/>
-        <w:spacing w:lineRule="auto" w:line="360" w:before="0" w:after="120"/>
+        <w:spacing w:lineRule="auto" w:line="240" w:before="0" w:after="340"/>
+        <w:rPr/>
+      </w:pPr>
+      <w:r>
+        <w:rPr/>
+      </w:r>
+    </w:p>
+    <w:p>
+      <w:pPr>
+        <w:pStyle w:val="BodyText"/>
+        <w:bidi w:val="0"/>
+        <w:spacing w:lineRule="auto" w:line="240" w:before="0" w:after="340"/>
+        <w:rPr/>
+      </w:pPr>
+      <w:r>
+        <w:rPr/>
+      </w:r>
+    </w:p>
+    <w:p>
+      <w:pPr>
+        <w:pStyle w:val="BodyText"/>
+        <w:bidi w:val="0"/>
+        <w:spacing w:lineRule="auto" w:line="240" w:before="0" w:after="340"/>
+        <w:rPr/>
+      </w:pPr>
+      <w:r>
+        <w:rPr/>
+      </w:r>
+    </w:p>
+    <w:p>
+      <w:pPr>
+        <w:pStyle w:val="BodyText"/>
+        <w:bidi w:val="0"/>
+        <w:spacing w:lineRule="auto" w:line="240" w:before="0" w:after="340"/>
+        <w:rPr/>
+      </w:pPr>
+      <w:r>
+        <w:rPr/>
+      </w:r>
+    </w:p>
+    <w:p>
+      <w:pPr>
+        <w:pStyle w:val="BodyText"/>
+        <w:bidi w:val="0"/>
+        <w:spacing w:lineRule="auto" w:line="240" w:before="0" w:after="340"/>
+        <w:rPr/>
+      </w:pPr>
+      <w:r>
+        <w:rPr/>
+      </w:r>
+    </w:p>
+    <w:p>
+      <w:pPr>
+        <w:pStyle w:val="BodyText"/>
+        <w:bidi w:val="0"/>
+        <w:spacing w:lineRule="auto" w:line="240" w:before="0" w:after="340"/>
         <w:rPr/>
         <w:sectPr>
           <w:footerReference w:type="default" r:id="rId3"/>
           <w:footerReference w:type="first" r:id="rId4"/>
           <w:type w:val="nextPage"/>
-          <w:pgSz w:w="11906" w:h="16838"/>
+          <w:pgSz w:w="12240" w:h="15840"/>
           <w:pgMar w:left="1417" w:right="1417" w:gutter="0" w:header="0" w:top="1417" w:footer="1417" w:bottom="1976"/>
           <w:pgNumType w:fmt="decimal"/>
           <w:formProt w:val="false"/>
@@ -589,7 +589,7 @@
       <w:pPr>
         <w:pStyle w:val="BodyText"/>
         <w:bidi w:val="0"/>
-        <w:spacing w:lineRule="auto" w:line="360" w:before="0" w:after="120"/>
+        <w:spacing w:lineRule="auto" w:line="240" w:before="0" w:after="340"/>
         <w:rPr/>
       </w:pPr>
       <w:r>
@@ -607,7 +607,7 @@
       <w:pPr>
         <w:pStyle w:val="BodyText"/>
         <w:bidi w:val="0"/>
-        <w:spacing w:lineRule="auto" w:line="360" w:before="0" w:after="120"/>
+        <w:spacing w:lineRule="auto" w:line="240" w:before="0" w:after="340"/>
         <w:rPr/>
       </w:pPr>
       <w:r>
@@ -625,7 +625,7 @@
       <w:pPr>
         <w:pStyle w:val="BodyText"/>
         <w:bidi w:val="0"/>
-        <w:spacing w:lineRule="auto" w:line="360" w:before="0" w:after="120"/>
+        <w:spacing w:lineRule="auto" w:line="240" w:before="0" w:after="340"/>
         <w:rPr/>
       </w:pPr>
       <w:r>
@@ -643,7 +643,7 @@
       <w:pPr>
         <w:pStyle w:val="BodyText"/>
         <w:bidi w:val="0"/>
-        <w:spacing w:lineRule="auto" w:line="360" w:before="0" w:after="120"/>
+        <w:spacing w:lineRule="auto" w:line="240" w:before="0" w:after="340"/>
         <w:rPr/>
       </w:pPr>
       <w:r>
@@ -661,7 +661,7 @@
       <w:pPr>
         <w:pStyle w:val="BodyText"/>
         <w:bidi w:val="0"/>
-        <w:spacing w:lineRule="auto" w:line="360" w:before="0" w:after="120"/>
+        <w:spacing w:lineRule="auto" w:line="240" w:before="0" w:after="340"/>
         <w:rPr/>
       </w:pPr>
       <w:r>
@@ -673,62 +673,62 @@
       <w:pPr>
         <w:pStyle w:val="BodyText"/>
         <w:bidi w:val="0"/>
-        <w:spacing w:lineRule="auto" w:line="360" w:before="0" w:after="120"/>
-        <w:rPr/>
-      </w:pPr>
-      <w:r>
-        <w:rPr/>
-      </w:r>
-    </w:p>
-    <w:p>
-      <w:pPr>
-        <w:pStyle w:val="BodyText"/>
-        <w:bidi w:val="0"/>
-        <w:spacing w:lineRule="auto" w:line="360" w:before="0" w:after="120"/>
-        <w:rPr/>
-      </w:pPr>
-      <w:r>
-        <w:rPr/>
-      </w:r>
-    </w:p>
-    <w:p>
-      <w:pPr>
-        <w:pStyle w:val="BodyText"/>
-        <w:bidi w:val="0"/>
-        <w:spacing w:lineRule="auto" w:line="360" w:before="0" w:after="120"/>
-        <w:rPr/>
-      </w:pPr>
-      <w:r>
-        <w:rPr/>
-      </w:r>
-    </w:p>
-    <w:p>
-      <w:pPr>
-        <w:pStyle w:val="BodyText"/>
-        <w:bidi w:val="0"/>
-        <w:spacing w:lineRule="auto" w:line="360" w:before="0" w:after="120"/>
-        <w:rPr/>
-      </w:pPr>
-      <w:r>
-        <w:rPr/>
-      </w:r>
-    </w:p>
-    <w:p>
-      <w:pPr>
-        <w:pStyle w:val="BodyText"/>
-        <w:bidi w:val="0"/>
-        <w:spacing w:lineRule="auto" w:line="360" w:before="0" w:after="120"/>
-        <w:rPr/>
-      </w:pPr>
-      <w:r>
-        <w:rPr/>
-      </w:r>
-    </w:p>
-    <w:p>
-      <w:pPr>
-        <w:pStyle w:val="BodyText"/>
-        <w:bidi w:val="0"/>
-        <w:spacing w:lineRule="auto" w:line="360" w:before="0" w:after="120"/>
+        <w:spacing w:lineRule="auto" w:line="240" w:before="0" w:after="340"/>
+        <w:rPr/>
+      </w:pPr>
+      <w:r>
+        <w:rPr/>
+      </w:r>
+    </w:p>
+    <w:p>
+      <w:pPr>
+        <w:pStyle w:val="BodyText"/>
+        <w:bidi w:val="0"/>
+        <w:spacing w:lineRule="auto" w:line="240" w:before="0" w:after="340"/>
+        <w:rPr/>
+      </w:pPr>
+      <w:r>
+        <w:rPr/>
+      </w:r>
+    </w:p>
+    <w:p>
+      <w:pPr>
+        <w:pStyle w:val="BodyText"/>
+        <w:bidi w:val="0"/>
+        <w:spacing w:lineRule="auto" w:line="240" w:before="0" w:after="340"/>
+        <w:rPr/>
+      </w:pPr>
+      <w:r>
+        <w:rPr/>
+      </w:r>
+    </w:p>
+    <w:p>
+      <w:pPr>
+        <w:pStyle w:val="BodyText"/>
+        <w:bidi w:val="0"/>
+        <w:spacing w:lineRule="auto" w:line="240" w:before="0" w:after="340"/>
+        <w:rPr/>
+      </w:pPr>
+      <w:r>
+        <w:rPr/>
+      </w:r>
+    </w:p>
+    <w:p>
+      <w:pPr>
+        <w:pStyle w:val="BodyText"/>
+        <w:bidi w:val="0"/>
+        <w:spacing w:lineRule="auto" w:line="240" w:before="0" w:after="340"/>
+        <w:rPr/>
+      </w:pPr>
+      <w:r>
+        <w:rPr/>
+      </w:r>
+    </w:p>
+    <w:p>
+      <w:pPr>
+        <w:pStyle w:val="BodyText"/>
+        <w:bidi w:val="0"/>
+        <w:spacing w:lineRule="auto" w:line="240" w:before="0" w:after="340"/>
         <w:rPr/>
       </w:pPr>
       <w:r>
@@ -753,7 +753,7 @@
       <w:pPr>
         <w:pStyle w:val="BodyText"/>
         <w:bidi w:val="0"/>
-        <w:spacing w:lineRule="auto" w:line="360" w:before="0" w:after="120"/>
+        <w:spacing w:lineRule="auto" w:line="240" w:before="0" w:after="340"/>
         <w:rPr/>
       </w:pPr>
       <w:r>
@@ -765,7 +765,7 @@
       <w:pPr>
         <w:pStyle w:val="BodyText"/>
         <w:bidi w:val="0"/>
-        <w:spacing w:lineRule="auto" w:line="360" w:before="0" w:after="120"/>
+        <w:spacing w:lineRule="auto" w:line="240" w:before="0" w:after="340"/>
         <w:rPr/>
       </w:pPr>
       <w:r>
@@ -777,7 +777,7 @@
       <w:pPr>
         <w:pStyle w:val="BodyText"/>
         <w:bidi w:val="0"/>
-        <w:spacing w:lineRule="auto" w:line="360" w:before="0" w:after="120"/>
+        <w:spacing w:lineRule="auto" w:line="240" w:before="0" w:after="340"/>
         <w:rPr/>
       </w:pPr>
       <w:r>
@@ -789,7 +789,7 @@
       <w:pPr>
         <w:pStyle w:val="BodyText"/>
         <w:bidi w:val="0"/>
-        <w:spacing w:lineRule="auto" w:line="360" w:before="0" w:after="120"/>
+        <w:spacing w:lineRule="auto" w:line="240" w:before="0" w:after="340"/>
         <w:rPr/>
       </w:pPr>
       <w:r>
@@ -801,7 +801,7 @@
       <w:pPr>
         <w:pStyle w:val="BodyText"/>
         <w:bidi w:val="0"/>
-        <w:spacing w:lineRule="auto" w:line="360" w:before="0" w:after="120"/>
+        <w:spacing w:lineRule="auto" w:line="240" w:before="0" w:after="340"/>
         <w:rPr/>
       </w:pPr>
       <w:r>
@@ -813,7 +813,7 @@
       <w:pPr>
         <w:pStyle w:val="BodyText"/>
         <w:bidi w:val="0"/>
-        <w:spacing w:lineRule="auto" w:line="360" w:before="0" w:after="120"/>
+        <w:spacing w:lineRule="auto" w:line="240" w:before="0" w:after="340"/>
         <w:rPr/>
       </w:pPr>
       <w:r>
@@ -825,7 +825,7 @@
       <w:pPr>
         <w:pStyle w:val="BodyText"/>
         <w:bidi w:val="0"/>
-        <w:spacing w:lineRule="auto" w:line="360" w:before="0" w:after="120"/>
+        <w:spacing w:lineRule="auto" w:line="240" w:before="0" w:after="340"/>
         <w:rPr/>
       </w:pPr>
       <w:r>
@@ -837,7 +837,7 @@
       <w:pPr>
         <w:pStyle w:val="BodyText"/>
         <w:bidi w:val="0"/>
-        <w:spacing w:lineRule="auto" w:line="360" w:before="0" w:after="120"/>
+        <w:spacing w:lineRule="auto" w:line="240" w:before="0" w:after="340"/>
         <w:rPr/>
       </w:pPr>
       <w:r>
@@ -849,7 +849,7 @@
       <w:pPr>
         <w:pStyle w:val="BodyText"/>
         <w:bidi w:val="0"/>
-        <w:spacing w:lineRule="auto" w:line="360" w:before="0" w:after="120"/>
+        <w:spacing w:lineRule="auto" w:line="240" w:before="0" w:after="340"/>
         <w:rPr/>
       </w:pPr>
       <w:r>
@@ -861,7 +861,7 @@
       <w:pPr>
         <w:pStyle w:val="BodyText"/>
         <w:bidi w:val="0"/>
-        <w:spacing w:lineRule="auto" w:line="360" w:before="0" w:after="120"/>
+        <w:spacing w:lineRule="auto" w:line="240" w:before="0" w:after="340"/>
         <w:rPr/>
       </w:pPr>
       <w:r>
@@ -873,7 +873,7 @@
       <w:pPr>
         <w:pStyle w:val="BodyText"/>
         <w:bidi w:val="0"/>
-        <w:spacing w:lineRule="auto" w:line="360" w:before="0" w:after="120"/>
+        <w:spacing w:lineRule="auto" w:line="240" w:before="0" w:after="340"/>
         <w:rPr/>
       </w:pPr>
       <w:r>
@@ -885,62 +885,62 @@
       <w:pPr>
         <w:pStyle w:val="BodyText"/>
         <w:bidi w:val="0"/>
-        <w:spacing w:lineRule="auto" w:line="360" w:before="0" w:after="120"/>
-        <w:rPr/>
-      </w:pPr>
-      <w:r>
-        <w:rPr/>
-      </w:r>
-    </w:p>
-    <w:p>
-      <w:pPr>
-        <w:pStyle w:val="BodyText"/>
-        <w:bidi w:val="0"/>
-        <w:spacing w:lineRule="auto" w:line="360" w:before="0" w:after="120"/>
-        <w:rPr/>
-      </w:pPr>
-      <w:r>
-        <w:rPr/>
-      </w:r>
-    </w:p>
-    <w:p>
-      <w:pPr>
-        <w:pStyle w:val="BodyText"/>
-        <w:bidi w:val="0"/>
-        <w:spacing w:lineRule="auto" w:line="360" w:before="0" w:after="120"/>
-        <w:rPr/>
-      </w:pPr>
-      <w:r>
-        <w:rPr/>
-      </w:r>
-    </w:p>
-    <w:p>
-      <w:pPr>
-        <w:pStyle w:val="BodyText"/>
-        <w:bidi w:val="0"/>
-        <w:spacing w:lineRule="auto" w:line="360" w:before="0" w:after="120"/>
-        <w:rPr/>
-      </w:pPr>
-      <w:r>
-        <w:rPr/>
-      </w:r>
-    </w:p>
-    <w:p>
-      <w:pPr>
-        <w:pStyle w:val="BodyText"/>
-        <w:bidi w:val="0"/>
-        <w:spacing w:lineRule="auto" w:line="360" w:before="0" w:after="120"/>
-        <w:rPr/>
-      </w:pPr>
-      <w:r>
-        <w:rPr/>
-      </w:r>
-    </w:p>
-    <w:p>
-      <w:pPr>
-        <w:pStyle w:val="BodyText"/>
-        <w:bidi w:val="0"/>
-        <w:spacing w:lineRule="auto" w:line="360" w:before="0" w:after="120"/>
+        <w:spacing w:lineRule="auto" w:line="240" w:before="0" w:after="340"/>
+        <w:rPr/>
+      </w:pPr>
+      <w:r>
+        <w:rPr/>
+      </w:r>
+    </w:p>
+    <w:p>
+      <w:pPr>
+        <w:pStyle w:val="BodyText"/>
+        <w:bidi w:val="0"/>
+        <w:spacing w:lineRule="auto" w:line="240" w:before="0" w:after="340"/>
+        <w:rPr/>
+      </w:pPr>
+      <w:r>
+        <w:rPr/>
+      </w:r>
+    </w:p>
+    <w:p>
+      <w:pPr>
+        <w:pStyle w:val="BodyText"/>
+        <w:bidi w:val="0"/>
+        <w:spacing w:lineRule="auto" w:line="240" w:before="0" w:after="340"/>
+        <w:rPr/>
+      </w:pPr>
+      <w:r>
+        <w:rPr/>
+      </w:r>
+    </w:p>
+    <w:p>
+      <w:pPr>
+        <w:pStyle w:val="BodyText"/>
+        <w:bidi w:val="0"/>
+        <w:spacing w:lineRule="auto" w:line="240" w:before="0" w:after="340"/>
+        <w:rPr/>
+      </w:pPr>
+      <w:r>
+        <w:rPr/>
+      </w:r>
+    </w:p>
+    <w:p>
+      <w:pPr>
+        <w:pStyle w:val="BodyText"/>
+        <w:bidi w:val="0"/>
+        <w:spacing w:lineRule="auto" w:line="240" w:before="0" w:after="340"/>
+        <w:rPr/>
+      </w:pPr>
+      <w:r>
+        <w:rPr/>
+      </w:r>
+    </w:p>
+    <w:p>
+      <w:pPr>
+        <w:pStyle w:val="BodyText"/>
+        <w:bidi w:val="0"/>
+        <w:spacing w:lineRule="auto" w:line="240" w:before="0" w:after="340"/>
         <w:rPr/>
       </w:pPr>
       <w:r>
@@ -965,7 +965,7 @@
       <w:pPr>
         <w:pStyle w:val="BodyText"/>
         <w:bidi w:val="0"/>
-        <w:spacing w:lineRule="auto" w:line="360" w:before="0" w:after="120"/>
+        <w:spacing w:lineRule="auto" w:line="240" w:before="0" w:after="340"/>
         <w:rPr/>
       </w:pPr>
       <w:r>
@@ -977,7 +977,7 @@
       <w:pPr>
         <w:pStyle w:val="BodyText"/>
         <w:bidi w:val="0"/>
-        <w:spacing w:lineRule="auto" w:line="360" w:before="0" w:after="120"/>
+        <w:spacing w:lineRule="auto" w:line="240" w:before="0" w:after="340"/>
         <w:rPr/>
       </w:pPr>
       <w:r>
@@ -989,7 +989,7 @@
       <w:pPr>
         <w:pStyle w:val="BodyText"/>
         <w:bidi w:val="0"/>
-        <w:spacing w:lineRule="auto" w:line="360" w:before="0" w:after="120"/>
+        <w:spacing w:lineRule="auto" w:line="240" w:before="0" w:after="340"/>
         <w:rPr/>
       </w:pPr>
       <w:r>
@@ -1001,7 +1001,7 @@
       <w:pPr>
         <w:pStyle w:val="BodyText"/>
         <w:bidi w:val="0"/>
-        <w:spacing w:lineRule="auto" w:line="360" w:before="0" w:after="120"/>
+        <w:spacing w:lineRule="auto" w:line="240" w:before="0" w:after="340"/>
         <w:rPr/>
       </w:pPr>
       <w:r>
@@ -1013,7 +1013,7 @@
       <w:pPr>
         <w:pStyle w:val="BodyText"/>
         <w:bidi w:val="0"/>
-        <w:spacing w:lineRule="auto" w:line="360" w:before="0" w:after="120"/>
+        <w:spacing w:lineRule="auto" w:line="240" w:before="0" w:after="340"/>
         <w:rPr/>
       </w:pPr>
       <w:r>
@@ -1025,7 +1025,7 @@
       <w:pPr>
         <w:pStyle w:val="BodyText"/>
         <w:bidi w:val="0"/>
-        <w:spacing w:lineRule="auto" w:line="360" w:before="0" w:after="120"/>
+        <w:spacing w:lineRule="auto" w:line="240" w:before="0" w:after="340"/>
         <w:rPr/>
       </w:pPr>
       <w:r>
@@ -1037,7 +1037,7 @@
       <w:pPr>
         <w:pStyle w:val="BodyText"/>
         <w:bidi w:val="0"/>
-        <w:spacing w:lineRule="auto" w:line="360" w:before="0" w:after="120"/>
+        <w:spacing w:lineRule="auto" w:line="240" w:before="0" w:after="340"/>
         <w:rPr/>
       </w:pPr>
       <w:r>
@@ -1049,7 +1049,7 @@
       <w:pPr>
         <w:pStyle w:val="BodyText"/>
         <w:bidi w:val="0"/>
-        <w:spacing w:lineRule="auto" w:line="360" w:before="0" w:after="120"/>
+        <w:spacing w:lineRule="auto" w:line="240" w:before="0" w:after="340"/>
         <w:rPr/>
       </w:pPr>
       <w:r>
@@ -1061,7 +1061,7 @@
       <w:pPr>
         <w:pStyle w:val="BodyText"/>
         <w:bidi w:val="0"/>
-        <w:spacing w:lineRule="auto" w:line="360" w:before="0" w:after="120"/>
+        <w:spacing w:lineRule="auto" w:line="240" w:before="0" w:after="340"/>
         <w:rPr/>
       </w:pPr>
       <w:r>
@@ -1073,7 +1073,7 @@
       <w:pPr>
         <w:pStyle w:val="BodyText"/>
         <w:bidi w:val="0"/>
-        <w:spacing w:lineRule="auto" w:line="360" w:before="0" w:after="120"/>
+        <w:spacing w:lineRule="auto" w:line="240" w:before="0" w:after="340"/>
         <w:rPr/>
       </w:pPr>
       <w:r>
@@ -1099,7 +1099,7 @@
       <w:pPr>
         <w:pStyle w:val="BodyText"/>
         <w:bidi w:val="0"/>
-        <w:spacing w:lineRule="auto" w:line="360" w:before="0" w:after="120"/>
+        <w:spacing w:lineRule="auto" w:line="240" w:before="0" w:after="340"/>
         <w:rPr/>
       </w:pPr>
       <w:r>
@@ -1111,7 +1111,7 @@
       <w:pPr>
         <w:pStyle w:val="BodyText"/>
         <w:bidi w:val="0"/>
-        <w:spacing w:lineRule="auto" w:line="360" w:before="0" w:after="120"/>
+        <w:spacing w:lineRule="auto" w:line="240" w:before="0" w:after="340"/>
         <w:rPr/>
       </w:pPr>
       <w:r>
@@ -1123,7 +1123,7 @@
       <w:pPr>
         <w:pStyle w:val="BodyText"/>
         <w:bidi w:val="0"/>
-        <w:spacing w:lineRule="auto" w:line="360" w:before="0" w:after="120"/>
+        <w:spacing w:lineRule="auto" w:line="240" w:before="0" w:after="340"/>
         <w:rPr/>
       </w:pPr>
       <w:r>
@@ -1135,7 +1135,7 @@
       <w:pPr>
         <w:pStyle w:val="BodyText"/>
         <w:bidi w:val="0"/>
-        <w:spacing w:lineRule="auto" w:line="360" w:before="0" w:after="120"/>
+        <w:spacing w:lineRule="auto" w:line="240" w:before="0" w:after="340"/>
         <w:rPr/>
       </w:pPr>
       <w:r>
@@ -1147,7 +1147,7 @@
       <w:pPr>
         <w:pStyle w:val="BodyText"/>
         <w:bidi w:val="0"/>
-        <w:spacing w:lineRule="auto" w:line="360" w:before="0" w:after="120"/>
+        <w:spacing w:lineRule="auto" w:line="240" w:before="0" w:after="340"/>
         <w:rPr/>
       </w:pPr>
       <w:r>
@@ -1159,7 +1159,7 @@
       <w:pPr>
         <w:pStyle w:val="BodyText"/>
         <w:bidi w:val="0"/>
-        <w:spacing w:lineRule="auto" w:line="360" w:before="0" w:after="120"/>
+        <w:spacing w:lineRule="auto" w:line="240" w:before="0" w:after="340"/>
         <w:rPr/>
       </w:pPr>
       <w:r>
@@ -1171,7 +1171,7 @@
       <w:pPr>
         <w:pStyle w:val="BodyText"/>
         <w:bidi w:val="0"/>
-        <w:spacing w:lineRule="auto" w:line="360" w:before="0" w:after="120"/>
+        <w:spacing w:lineRule="auto" w:line="240" w:before="0" w:after="340"/>
         <w:rPr/>
       </w:pPr>
       <w:r>
@@ -1197,7 +1197,7 @@
       <w:pPr>
         <w:pStyle w:val="BodyText"/>
         <w:bidi w:val="0"/>
-        <w:spacing w:lineRule="auto" w:line="360" w:before="0" w:after="120"/>
+        <w:spacing w:lineRule="auto" w:line="240" w:before="0" w:after="340"/>
         <w:rPr/>
       </w:pPr>
       <w:r>
@@ -1223,7 +1223,7 @@
       <w:pPr>
         <w:pStyle w:val="BodyText"/>
         <w:bidi w:val="0"/>
-        <w:spacing w:lineRule="auto" w:line="360" w:before="0" w:after="120"/>
+        <w:spacing w:lineRule="auto" w:line="240" w:before="0" w:after="340"/>
         <w:rPr/>
       </w:pPr>
       <w:r>
@@ -1235,7 +1235,7 @@
       <w:pPr>
         <w:pStyle w:val="BodyText"/>
         <w:bidi w:val="0"/>
-        <w:spacing w:lineRule="auto" w:line="360" w:before="0" w:after="120"/>
+        <w:spacing w:lineRule="auto" w:line="240" w:before="0" w:after="340"/>
         <w:rPr/>
       </w:pPr>
       <w:r>
@@ -1247,7 +1247,7 @@
       <w:pPr>
         <w:pStyle w:val="BodyText"/>
         <w:bidi w:val="0"/>
-        <w:spacing w:lineRule="auto" w:line="360" w:before="0" w:after="120"/>
+        <w:spacing w:lineRule="auto" w:line="240" w:before="0" w:after="340"/>
         <w:rPr/>
       </w:pPr>
       <w:r>
@@ -1259,7 +1259,7 @@
       <w:pPr>
         <w:pStyle w:val="BodyText"/>
         <w:bidi w:val="0"/>
-        <w:spacing w:lineRule="auto" w:line="360" w:before="0" w:after="120"/>
+        <w:spacing w:lineRule="auto" w:line="240" w:before="0" w:after="340"/>
         <w:rPr/>
       </w:pPr>
       <w:r>
@@ -1271,7 +1271,7 @@
       <w:pPr>
         <w:pStyle w:val="BodyText"/>
         <w:bidi w:val="0"/>
-        <w:spacing w:lineRule="auto" w:line="360" w:before="0" w:after="120"/>
+        <w:spacing w:lineRule="auto" w:line="240" w:before="0" w:after="340"/>
         <w:rPr/>
       </w:pPr>
       <w:r>
@@ -1283,7 +1283,7 @@
       <w:pPr>
         <w:pStyle w:val="BodyText"/>
         <w:bidi w:val="0"/>
-        <w:spacing w:lineRule="auto" w:line="360" w:before="0" w:after="120"/>
+        <w:spacing w:lineRule="auto" w:line="240" w:before="0" w:after="340"/>
         <w:rPr/>
       </w:pPr>
       <w:r>
@@ -1295,7 +1295,7 @@
       <w:pPr>
         <w:pStyle w:val="BodyText"/>
         <w:bidi w:val="0"/>
-        <w:spacing w:lineRule="auto" w:line="360" w:before="0" w:after="120"/>
+        <w:spacing w:lineRule="auto" w:line="240" w:before="0" w:after="340"/>
         <w:rPr/>
       </w:pPr>
       <w:r>
@@ -1307,7 +1307,7 @@
       <w:pPr>
         <w:pStyle w:val="BodyText"/>
         <w:bidi w:val="0"/>
-        <w:spacing w:lineRule="auto" w:line="360" w:before="0" w:after="120"/>
+        <w:spacing w:lineRule="auto" w:line="240" w:before="0" w:after="340"/>
         <w:rPr/>
       </w:pPr>
       <w:r>
@@ -1319,7 +1319,7 @@
       <w:pPr>
         <w:pStyle w:val="BodyText"/>
         <w:bidi w:val="0"/>
-        <w:spacing w:lineRule="auto" w:line="360" w:before="0" w:after="120"/>
+        <w:spacing w:lineRule="auto" w:line="240" w:before="0" w:after="340"/>
         <w:rPr/>
       </w:pPr>
       <w:r>
@@ -1331,7 +1331,7 @@
       <w:pPr>
         <w:pStyle w:val="BodyText"/>
         <w:bidi w:val="0"/>
-        <w:spacing w:lineRule="auto" w:line="360" w:before="0" w:after="120"/>
+        <w:spacing w:lineRule="auto" w:line="240" w:before="0" w:after="340"/>
         <w:rPr/>
       </w:pPr>
       <w:r>
@@ -1343,7 +1343,7 @@
       <w:pPr>
         <w:pStyle w:val="BodyText"/>
         <w:bidi w:val="0"/>
-        <w:spacing w:lineRule="auto" w:line="360" w:before="0" w:after="120"/>
+        <w:spacing w:lineRule="auto" w:line="240" w:before="0" w:after="340"/>
         <w:rPr/>
       </w:pPr>
       <w:r>
@@ -1355,7 +1355,7 @@
       <w:pPr>
         <w:pStyle w:val="BodyText"/>
         <w:bidi w:val="0"/>
-        <w:spacing w:lineRule="auto" w:line="360" w:before="0" w:after="120"/>
+        <w:spacing w:lineRule="auto" w:line="240" w:before="0" w:after="340"/>
         <w:rPr/>
       </w:pPr>
       <w:r>
@@ -1367,7 +1367,7 @@
       <w:pPr>
         <w:pStyle w:val="BodyText"/>
         <w:bidi w:val="0"/>
-        <w:spacing w:lineRule="auto" w:line="360" w:before="0" w:after="120"/>
+        <w:spacing w:lineRule="auto" w:line="240" w:before="0" w:after="340"/>
         <w:rPr/>
       </w:pPr>
       <w:r>
@@ -1393,7 +1393,7 @@
       <w:pPr>
         <w:pStyle w:val="BodyText"/>
         <w:bidi w:val="0"/>
-        <w:spacing w:lineRule="auto" w:line="360" w:before="0" w:after="120"/>
+        <w:spacing w:lineRule="auto" w:line="240" w:before="0" w:after="340"/>
         <w:rPr/>
       </w:pPr>
       <w:r>
@@ -1405,7 +1405,7 @@
       <w:pPr>
         <w:pStyle w:val="BodyText"/>
         <w:bidi w:val="0"/>
-        <w:spacing w:lineRule="auto" w:line="360" w:before="0" w:after="120"/>
+        <w:spacing w:lineRule="auto" w:line="240" w:before="0" w:after="340"/>
         <w:rPr/>
       </w:pPr>
       <w:r>
@@ -1417,7 +1417,7 @@
       <w:pPr>
         <w:pStyle w:val="BodyText"/>
         <w:bidi w:val="0"/>
-        <w:spacing w:lineRule="auto" w:line="360" w:before="0" w:after="120"/>
+        <w:spacing w:lineRule="auto" w:line="240" w:before="0" w:after="340"/>
         <w:rPr/>
       </w:pPr>
       <w:r>
@@ -1429,7 +1429,7 @@
       <w:pPr>
         <w:pStyle w:val="BodyText"/>
         <w:bidi w:val="0"/>
-        <w:spacing w:lineRule="auto" w:line="360" w:before="0" w:after="120"/>
+        <w:spacing w:lineRule="auto" w:line="240" w:before="0" w:after="340"/>
         <w:rPr/>
       </w:pPr>
       <w:r>
@@ -1441,7 +1441,7 @@
       <w:pPr>
         <w:pStyle w:val="BodyText"/>
         <w:bidi w:val="0"/>
-        <w:spacing w:lineRule="auto" w:line="360" w:before="0" w:after="120"/>
+        <w:spacing w:lineRule="auto" w:line="240" w:before="0" w:after="340"/>
         <w:rPr/>
       </w:pPr>
       <w:r>
@@ -1453,7 +1453,7 @@
       <w:pPr>
         <w:pStyle w:val="BodyText"/>
         <w:bidi w:val="0"/>
-        <w:spacing w:lineRule="auto" w:line="360" w:before="0" w:after="120"/>
+        <w:spacing w:lineRule="auto" w:line="240" w:before="0" w:after="340"/>
         <w:rPr/>
       </w:pPr>
       <w:r>
@@ -1465,7 +1465,7 @@
       <w:pPr>
         <w:pStyle w:val="BodyText"/>
         <w:bidi w:val="0"/>
-        <w:spacing w:lineRule="auto" w:line="360" w:before="0" w:after="120"/>
+        <w:spacing w:lineRule="auto" w:line="240" w:before="0" w:after="340"/>
         <w:rPr/>
       </w:pPr>
       <w:r>
@@ -1477,7 +1477,7 @@
       <w:pPr>
         <w:pStyle w:val="BodyText"/>
         <w:bidi w:val="0"/>
-        <w:spacing w:lineRule="auto" w:line="360" w:before="0" w:after="120"/>
+        <w:spacing w:lineRule="auto" w:line="240" w:before="0" w:after="340"/>
         <w:rPr/>
       </w:pPr>
       <w:r>
@@ -1489,7 +1489,7 @@
       <w:pPr>
         <w:pStyle w:val="BodyText"/>
         <w:bidi w:val="0"/>
-        <w:spacing w:lineRule="auto" w:line="360" w:before="0" w:after="120"/>
+        <w:spacing w:lineRule="auto" w:line="240" w:before="0" w:after="340"/>
         <w:rPr/>
       </w:pPr>
       <w:r>
@@ -1501,7 +1501,7 @@
       <w:pPr>
         <w:pStyle w:val="BodyText"/>
         <w:bidi w:val="0"/>
-        <w:spacing w:lineRule="auto" w:line="360" w:before="0" w:after="120"/>
+        <w:spacing w:lineRule="auto" w:line="240" w:before="0" w:after="340"/>
         <w:rPr/>
       </w:pPr>
       <w:r>
@@ -1513,7 +1513,7 @@
       <w:pPr>
         <w:pStyle w:val="BodyText"/>
         <w:bidi w:val="0"/>
-        <w:spacing w:lineRule="auto" w:line="360" w:before="0" w:after="120"/>
+        <w:spacing w:lineRule="auto" w:line="240" w:before="0" w:after="340"/>
         <w:rPr/>
       </w:pPr>
       <w:r>
@@ -1525,7 +1525,7 @@
       <w:pPr>
         <w:pStyle w:val="BodyText"/>
         <w:bidi w:val="0"/>
-        <w:spacing w:lineRule="auto" w:line="360" w:before="0" w:after="120"/>
+        <w:spacing w:lineRule="auto" w:line="240" w:before="0" w:after="340"/>
         <w:rPr/>
       </w:pPr>
       <w:r>
@@ -1537,7 +1537,7 @@
       <w:pPr>
         <w:pStyle w:val="BodyText"/>
         <w:bidi w:val="0"/>
-        <w:spacing w:lineRule="auto" w:line="360" w:before="0" w:after="120"/>
+        <w:spacing w:lineRule="auto" w:line="240" w:before="0" w:after="340"/>
         <w:rPr/>
       </w:pPr>
       <w:r>
@@ -1549,7 +1549,7 @@
       <w:pPr>
         <w:pStyle w:val="BodyText"/>
         <w:bidi w:val="0"/>
-        <w:spacing w:lineRule="auto" w:line="360" w:before="0" w:after="120"/>
+        <w:spacing w:lineRule="auto" w:line="240" w:before="0" w:after="340"/>
         <w:rPr/>
       </w:pPr>
       <w:r>
@@ -1561,7 +1561,7 @@
       <w:pPr>
         <w:pStyle w:val="BodyText"/>
         <w:bidi w:val="0"/>
-        <w:spacing w:lineRule="auto" w:line="360" w:before="0" w:after="120"/>
+        <w:spacing w:lineRule="auto" w:line="240" w:before="0" w:after="340"/>
         <w:rPr/>
       </w:pPr>
       <w:r>
@@ -1573,7 +1573,7 @@
       <w:pPr>
         <w:pStyle w:val="BodyText"/>
         <w:bidi w:val="0"/>
-        <w:spacing w:lineRule="auto" w:line="360" w:before="0" w:after="120"/>
+        <w:spacing w:lineRule="auto" w:line="240" w:before="0" w:after="340"/>
         <w:rPr/>
       </w:pPr>
       <w:r>
@@ -1599,7 +1599,7 @@
       <w:pPr>
         <w:pStyle w:val="BodyText"/>
         <w:bidi w:val="0"/>
-        <w:spacing w:lineRule="auto" w:line="360" w:before="0" w:after="120"/>
+        <w:spacing w:lineRule="auto" w:line="240" w:before="0" w:after="340"/>
         <w:rPr/>
       </w:pPr>
       <w:r>
@@ -1611,7 +1611,7 @@
       <w:pPr>
         <w:pStyle w:val="BodyText"/>
         <w:bidi w:val="0"/>
-        <w:spacing w:lineRule="auto" w:line="360" w:before="0" w:after="120"/>
+        <w:spacing w:lineRule="auto" w:line="240" w:before="0" w:after="340"/>
         <w:rPr/>
       </w:pPr>
       <w:r>
@@ -1623,7 +1623,7 @@
       <w:pPr>
         <w:pStyle w:val="BodyText"/>
         <w:bidi w:val="0"/>
-        <w:spacing w:lineRule="auto" w:line="360" w:before="0" w:after="120"/>
+        <w:spacing w:lineRule="auto" w:line="240" w:before="0" w:after="340"/>
         <w:rPr/>
       </w:pPr>
       <w:r>
@@ -1635,7 +1635,7 @@
       <w:pPr>
         <w:pStyle w:val="BodyText"/>
         <w:bidi w:val="0"/>
-        <w:spacing w:lineRule="auto" w:line="360" w:before="0" w:after="120"/>
+        <w:spacing w:lineRule="auto" w:line="240" w:before="0" w:after="340"/>
         <w:rPr/>
       </w:pPr>
       <w:r>
@@ -1647,7 +1647,7 @@
       <w:pPr>
         <w:pStyle w:val="BodyText"/>
         <w:bidi w:val="0"/>
-        <w:spacing w:lineRule="auto" w:line="360" w:before="0" w:after="120"/>
+        <w:spacing w:lineRule="auto" w:line="240" w:before="0" w:after="340"/>
         <w:rPr/>
       </w:pPr>
       <w:r>
@@ -1659,7 +1659,7 @@
       <w:pPr>
         <w:pStyle w:val="BodyText"/>
         <w:bidi w:val="0"/>
-        <w:spacing w:lineRule="auto" w:line="360" w:before="0" w:after="120"/>
+        <w:spacing w:lineRule="auto" w:line="240" w:before="0" w:after="340"/>
         <w:rPr/>
       </w:pPr>
       <w:r>
@@ -1671,7 +1671,7 @@
       <w:pPr>
         <w:pStyle w:val="BodyText"/>
         <w:bidi w:val="0"/>
-        <w:spacing w:lineRule="auto" w:line="360" w:before="0" w:after="120"/>
+        <w:spacing w:lineRule="auto" w:line="240" w:before="0" w:after="340"/>
         <w:rPr/>
       </w:pPr>
       <w:r>
@@ -1683,7 +1683,7 @@
       <w:pPr>
         <w:pStyle w:val="BodyText"/>
         <w:bidi w:val="0"/>
-        <w:spacing w:lineRule="auto" w:line="360" w:before="0" w:after="120"/>
+        <w:spacing w:lineRule="auto" w:line="240" w:before="0" w:after="340"/>
         <w:rPr/>
       </w:pPr>
       <w:r>
@@ -1695,7 +1695,7 @@
       <w:pPr>
         <w:pStyle w:val="BodyText"/>
         <w:bidi w:val="0"/>
-        <w:spacing w:lineRule="auto" w:line="360" w:before="0" w:after="120"/>
+        <w:spacing w:lineRule="auto" w:line="240" w:before="0" w:after="340"/>
         <w:rPr/>
       </w:pPr>
       <w:r>
@@ -1707,7 +1707,7 @@
       <w:pPr>
         <w:pStyle w:val="BodyText"/>
         <w:bidi w:val="0"/>
-        <w:spacing w:lineRule="auto" w:line="360" w:before="0" w:after="120"/>
+        <w:spacing w:lineRule="auto" w:line="240" w:before="0" w:after="340"/>
         <w:rPr/>
       </w:pPr>
       <w:r>
@@ -1719,7 +1719,7 @@
       <w:pPr>
         <w:pStyle w:val="BodyText"/>
         <w:bidi w:val="0"/>
-        <w:spacing w:lineRule="auto" w:line="360" w:before="0" w:after="120"/>
+        <w:spacing w:lineRule="auto" w:line="240" w:before="0" w:after="340"/>
         <w:rPr/>
       </w:pPr>
       <w:r>
@@ -1731,7 +1731,7 @@
       <w:pPr>
         <w:pStyle w:val="BodyText"/>
         <w:bidi w:val="0"/>
-        <w:spacing w:lineRule="auto" w:line="360" w:before="0" w:after="120"/>
+        <w:spacing w:lineRule="auto" w:line="240" w:before="0" w:after="340"/>
         <w:rPr/>
       </w:pPr>
       <w:r>
@@ -1743,7 +1743,7 @@
       <w:pPr>
         <w:pStyle w:val="BodyText"/>
         <w:bidi w:val="0"/>
-        <w:spacing w:lineRule="auto" w:line="360" w:before="0" w:after="120"/>
+        <w:spacing w:lineRule="auto" w:line="240" w:before="0" w:after="340"/>
         <w:rPr/>
       </w:pPr>
       <w:r>
@@ -1755,7 +1755,7 @@
       <w:pPr>
         <w:pStyle w:val="BodyText"/>
         <w:bidi w:val="0"/>
-        <w:spacing w:lineRule="auto" w:line="360" w:before="0" w:after="120"/>
+        <w:spacing w:lineRule="auto" w:line="240" w:before="0" w:after="340"/>
         <w:rPr/>
       </w:pPr>
       <w:r>
@@ -1781,7 +1781,7 @@
       <w:pPr>
         <w:pStyle w:val="BodyText"/>
         <w:bidi w:val="0"/>
-        <w:spacing w:lineRule="auto" w:line="360" w:before="0" w:after="120"/>
+        <w:spacing w:lineRule="auto" w:line="240" w:before="0" w:after="340"/>
         <w:rPr/>
       </w:pPr>
       <w:r>
@@ -1793,7 +1793,7 @@
       <w:pPr>
         <w:pStyle w:val="BodyText"/>
         <w:bidi w:val="0"/>
-        <w:spacing w:lineRule="auto" w:line="360" w:before="0" w:after="120"/>
+        <w:spacing w:lineRule="auto" w:line="240" w:before="0" w:after="340"/>
         <w:rPr/>
       </w:pPr>
       <w:r>
@@ -1805,7 +1805,7 @@
       <w:pPr>
         <w:pStyle w:val="BodyText"/>
         <w:bidi w:val="0"/>
-        <w:spacing w:lineRule="auto" w:line="360" w:before="0" w:after="120"/>
+        <w:spacing w:lineRule="auto" w:line="240" w:before="0" w:after="340"/>
         <w:rPr/>
       </w:pPr>
       <w:r>
@@ -1817,7 +1817,7 @@
       <w:pPr>
         <w:pStyle w:val="BodyText"/>
         <w:bidi w:val="0"/>
-        <w:spacing w:lineRule="auto" w:line="360" w:before="0" w:after="120"/>
+        <w:spacing w:lineRule="auto" w:line="240" w:before="0" w:after="340"/>
         <w:rPr/>
       </w:pPr>
       <w:r>
@@ -1829,7 +1829,7 @@
       <w:pPr>
         <w:pStyle w:val="BodyText"/>
         <w:bidi w:val="0"/>
-        <w:spacing w:lineRule="auto" w:line="360" w:before="0" w:after="120"/>
+        <w:spacing w:lineRule="auto" w:line="240" w:before="0" w:after="340"/>
         <w:rPr/>
       </w:pPr>
       <w:r>
@@ -1841,7 +1841,7 @@
       <w:pPr>
         <w:pStyle w:val="BodyText"/>
         <w:bidi w:val="0"/>
-        <w:spacing w:lineRule="auto" w:line="360" w:before="0" w:after="120"/>
+        <w:spacing w:lineRule="auto" w:line="240" w:before="0" w:after="340"/>
         <w:rPr/>
       </w:pPr>
       <w:r>
@@ -1853,7 +1853,7 @@
       <w:pPr>
         <w:pStyle w:val="BodyText"/>
         <w:bidi w:val="0"/>
-        <w:spacing w:lineRule="auto" w:line="360" w:before="0" w:after="120"/>
+        <w:spacing w:lineRule="auto" w:line="240" w:before="0" w:after="340"/>
         <w:rPr/>
       </w:pPr>
       <w:r>
@@ -1865,7 +1865,7 @@
       <w:pPr>
         <w:pStyle w:val="BodyText"/>
         <w:bidi w:val="0"/>
-        <w:spacing w:lineRule="auto" w:line="360" w:before="0" w:after="120"/>
+        <w:spacing w:lineRule="auto" w:line="240" w:before="0" w:after="340"/>
         <w:rPr/>
       </w:pPr>
       <w:r>
@@ -1877,7 +1877,7 @@
       <w:pPr>
         <w:pStyle w:val="BodyText"/>
         <w:bidi w:val="0"/>
-        <w:spacing w:lineRule="auto" w:line="360" w:before="0" w:after="120"/>
+        <w:spacing w:lineRule="auto" w:line="240" w:before="0" w:after="340"/>
         <w:rPr/>
       </w:pPr>
       <w:r>
@@ -1889,7 +1889,7 @@
       <w:pPr>
         <w:pStyle w:val="BodyText"/>
         <w:bidi w:val="0"/>
-        <w:spacing w:lineRule="auto" w:line="360" w:before="0" w:after="120"/>
+        <w:spacing w:lineRule="auto" w:line="240" w:before="0" w:after="340"/>
         <w:rPr/>
       </w:pPr>
       <w:r>
@@ -1901,7 +1901,7 @@
       <w:pPr>
         <w:pStyle w:val="BodyText"/>
         <w:bidi w:val="0"/>
-        <w:spacing w:lineRule="auto" w:line="360" w:before="0" w:after="120"/>
+        <w:spacing w:lineRule="auto" w:line="240" w:before="0" w:after="340"/>
         <w:rPr/>
       </w:pPr>
       <w:r>
@@ -1913,7 +1913,7 @@
       <w:pPr>
         <w:pStyle w:val="BodyText"/>
         <w:bidi w:val="0"/>
-        <w:spacing w:lineRule="auto" w:line="360" w:before="0" w:after="120"/>
+        <w:spacing w:lineRule="auto" w:line="240" w:before="0" w:after="340"/>
         <w:rPr/>
       </w:pPr>
       <w:r>
@@ -1925,7 +1925,7 @@
       <w:pPr>
         <w:pStyle w:val="BodyText"/>
         <w:bidi w:val="0"/>
-        <w:spacing w:lineRule="auto" w:line="360" w:before="0" w:after="120"/>
+        <w:spacing w:lineRule="auto" w:line="240" w:before="0" w:after="340"/>
         <w:rPr/>
       </w:pPr>
       <w:r>
@@ -1951,7 +1951,7 @@
       <w:pPr>
         <w:pStyle w:val="BodyText"/>
         <w:bidi w:val="0"/>
-        <w:spacing w:lineRule="auto" w:line="360" w:before="0" w:after="120"/>
+        <w:spacing w:lineRule="auto" w:line="240" w:before="0" w:after="340"/>
         <w:rPr/>
       </w:pPr>
       <w:r>
@@ -1963,7 +1963,7 @@
       <w:pPr>
         <w:pStyle w:val="BodyText"/>
         <w:bidi w:val="0"/>
-        <w:spacing w:lineRule="auto" w:line="360" w:before="0" w:after="120"/>
+        <w:spacing w:lineRule="auto" w:line="240" w:before="0" w:after="340"/>
         <w:rPr/>
       </w:pPr>
       <w:r>
@@ -1975,7 +1975,7 @@
       <w:pPr>
         <w:pStyle w:val="BodyText"/>
         <w:bidi w:val="0"/>
-        <w:spacing w:lineRule="auto" w:line="360" w:before="0" w:after="120"/>
+        <w:spacing w:lineRule="auto" w:line="240" w:before="0" w:after="340"/>
         <w:rPr/>
       </w:pPr>
       <w:r>
@@ -1987,7 +1987,7 @@
       <w:pPr>
         <w:pStyle w:val="BodyText"/>
         <w:bidi w:val="0"/>
-        <w:spacing w:lineRule="auto" w:line="360" w:before="0" w:after="120"/>
+        <w:spacing w:lineRule="auto" w:line="240" w:before="0" w:after="340"/>
         <w:rPr/>
       </w:pPr>
       <w:r>
@@ -1999,7 +1999,7 @@
       <w:pPr>
         <w:pStyle w:val="BodyText"/>
         <w:bidi w:val="0"/>
-        <w:spacing w:lineRule="auto" w:line="360" w:before="0" w:after="120"/>
+        <w:spacing w:lineRule="auto" w:line="240" w:before="0" w:after="340"/>
         <w:rPr/>
       </w:pPr>
       <w:r>
@@ -2011,7 +2011,7 @@
       <w:pPr>
         <w:pStyle w:val="BodyText"/>
         <w:bidi w:val="0"/>
-        <w:spacing w:lineRule="auto" w:line="360" w:before="0" w:after="120"/>
+        <w:spacing w:lineRule="auto" w:line="240" w:before="0" w:after="340"/>
         <w:rPr/>
       </w:pPr>
       <w:r>
@@ -2023,7 +2023,7 @@
       <w:pPr>
         <w:pStyle w:val="BodyText"/>
         <w:bidi w:val="0"/>
-        <w:spacing w:lineRule="auto" w:line="360" w:before="0" w:after="120"/>
+        <w:spacing w:lineRule="auto" w:line="240" w:before="0" w:after="340"/>
         <w:rPr/>
       </w:pPr>
       <w:r>
@@ -2035,7 +2035,7 @@
       <w:pPr>
         <w:pStyle w:val="BodyText"/>
         <w:bidi w:val="0"/>
-        <w:spacing w:lineRule="auto" w:line="360" w:before="0" w:after="120"/>
+        <w:spacing w:lineRule="auto" w:line="240" w:before="0" w:after="340"/>
         <w:rPr/>
       </w:pPr>
       <w:r>
@@ -2047,7 +2047,7 @@
       <w:pPr>
         <w:pStyle w:val="BodyText"/>
         <w:bidi w:val="0"/>
-        <w:spacing w:lineRule="auto" w:line="360" w:before="0" w:after="120"/>
+        <w:spacing w:lineRule="auto" w:line="240" w:before="0" w:after="340"/>
         <w:rPr/>
       </w:pPr>
       <w:r>
@@ -2059,7 +2059,7 @@
       <w:pPr>
         <w:pStyle w:val="BodyText"/>
         <w:bidi w:val="0"/>
-        <w:spacing w:lineRule="auto" w:line="360" w:before="0" w:after="120"/>
+        <w:spacing w:lineRule="auto" w:line="240" w:before="0" w:after="340"/>
         <w:rPr/>
       </w:pPr>
       <w:r>
@@ -2085,7 +2085,7 @@
       <w:pPr>
         <w:pStyle w:val="BodyText"/>
         <w:bidi w:val="0"/>
-        <w:spacing w:lineRule="auto" w:line="360" w:before="0" w:after="120"/>
+        <w:spacing w:lineRule="auto" w:line="240" w:before="0" w:after="340"/>
         <w:rPr/>
       </w:pPr>
       <w:r>
@@ -2111,7 +2111,7 @@
       <w:pPr>
         <w:pStyle w:val="BodyText"/>
         <w:bidi w:val="0"/>
-        <w:spacing w:lineRule="auto" w:line="360" w:before="0" w:after="120"/>
+        <w:spacing w:lineRule="auto" w:line="240" w:before="0" w:after="340"/>
         <w:rPr/>
       </w:pPr>
       <w:r>
@@ -2123,7 +2123,7 @@
       <w:pPr>
         <w:pStyle w:val="BodyText"/>
         <w:bidi w:val="0"/>
-        <w:spacing w:lineRule="auto" w:line="360" w:before="0" w:after="120"/>
+        <w:spacing w:lineRule="auto" w:line="240" w:before="0" w:after="340"/>
         <w:rPr/>
       </w:pPr>
       <w:r>
@@ -2135,7 +2135,7 @@
       <w:pPr>
         <w:pStyle w:val="BodyText"/>
         <w:bidi w:val="0"/>
-        <w:spacing w:lineRule="auto" w:line="360" w:before="0" w:after="120"/>
+        <w:spacing w:lineRule="auto" w:line="240" w:before="0" w:after="340"/>
         <w:rPr/>
       </w:pPr>
       <w:r>
@@ -2147,7 +2147,7 @@
       <w:pPr>
         <w:pStyle w:val="BodyText"/>
         <w:bidi w:val="0"/>
-        <w:spacing w:lineRule="auto" w:line="360" w:before="0" w:after="120"/>
+        <w:spacing w:lineRule="auto" w:line="240" w:before="0" w:after="340"/>
         <w:rPr/>
       </w:pPr>
       <w:r>
@@ -2159,7 +2159,7 @@
       <w:pPr>
         <w:pStyle w:val="BodyText"/>
         <w:bidi w:val="0"/>
-        <w:spacing w:lineRule="auto" w:line="360" w:before="0" w:after="120"/>
+        <w:spacing w:lineRule="auto" w:line="240" w:before="0" w:after="340"/>
         <w:rPr/>
       </w:pPr>
       <w:r>
@@ -2171,7 +2171,7 @@
       <w:pPr>
         <w:pStyle w:val="BodyText"/>
         <w:bidi w:val="0"/>
-        <w:spacing w:lineRule="auto" w:line="360" w:before="0" w:after="120"/>
+        <w:spacing w:lineRule="auto" w:line="240" w:before="0" w:after="340"/>
         <w:rPr/>
       </w:pPr>
       <w:r>
@@ -2183,7 +2183,7 @@
       <w:pPr>
         <w:pStyle w:val="BodyText"/>
         <w:bidi w:val="0"/>
-        <w:spacing w:lineRule="auto" w:line="360" w:before="0" w:after="120"/>
+        <w:spacing w:lineRule="auto" w:line="240" w:before="0" w:after="340"/>
         <w:rPr/>
       </w:pPr>
       <w:r>
@@ -2195,7 +2195,7 @@
       <w:pPr>
         <w:pStyle w:val="BodyText"/>
         <w:bidi w:val="0"/>
-        <w:spacing w:lineRule="auto" w:line="360" w:before="0" w:after="120"/>
+        <w:spacing w:lineRule="auto" w:line="240" w:before="0" w:after="340"/>
         <w:rPr/>
       </w:pPr>
       <w:r>
@@ -2207,7 +2207,7 @@
       <w:pPr>
         <w:pStyle w:val="BodyText"/>
         <w:bidi w:val="0"/>
-        <w:spacing w:lineRule="auto" w:line="360" w:before="0" w:after="120"/>
+        <w:spacing w:lineRule="auto" w:line="240" w:before="0" w:after="340"/>
         <w:rPr/>
       </w:pPr>
       <w:r>
@@ -2219,7 +2219,7 @@
       <w:pPr>
         <w:pStyle w:val="BodyText"/>
         <w:bidi w:val="0"/>
-        <w:spacing w:lineRule="auto" w:line="360" w:before="0" w:after="120"/>
+        <w:spacing w:lineRule="auto" w:line="240" w:before="0" w:after="340"/>
         <w:rPr/>
       </w:pPr>
       <w:r>
@@ -2231,7 +2231,7 @@
       <w:pPr>
         <w:pStyle w:val="BodyText"/>
         <w:bidi w:val="0"/>
-        <w:spacing w:lineRule="auto" w:line="360" w:before="0" w:after="120"/>
+        <w:spacing w:lineRule="auto" w:line="240" w:before="0" w:after="340"/>
         <w:rPr/>
       </w:pPr>
       <w:r>
@@ -2243,7 +2243,7 @@
       <w:pPr>
         <w:pStyle w:val="BodyText"/>
         <w:bidi w:val="0"/>
-        <w:spacing w:lineRule="auto" w:line="360" w:before="0" w:after="120"/>
+        <w:spacing w:lineRule="auto" w:line="240" w:before="0" w:after="340"/>
         <w:rPr/>
       </w:pPr>
       <w:r>
@@ -2269,7 +2269,7 @@
       <w:pPr>
         <w:pStyle w:val="BodyText"/>
         <w:bidi w:val="0"/>
-        <w:spacing w:lineRule="auto" w:line="360" w:before="0" w:after="120"/>
+        <w:spacing w:lineRule="auto" w:line="240" w:before="0" w:after="340"/>
         <w:rPr/>
       </w:pPr>
       <w:r>
@@ -2281,7 +2281,7 @@
       <w:pPr>
         <w:pStyle w:val="BodyText"/>
         <w:bidi w:val="0"/>
-        <w:spacing w:lineRule="auto" w:line="360" w:before="0" w:after="120"/>
+        <w:spacing w:lineRule="auto" w:line="240" w:before="0" w:after="340"/>
         <w:rPr/>
       </w:pPr>
       <w:r>
@@ -2293,7 +2293,7 @@
       <w:pPr>
         <w:pStyle w:val="BodyText"/>
         <w:bidi w:val="0"/>
-        <w:spacing w:lineRule="auto" w:line="360" w:before="0" w:after="120"/>
+        <w:spacing w:lineRule="auto" w:line="240" w:before="0" w:after="340"/>
         <w:rPr/>
       </w:pPr>
       <w:r>
@@ -2305,7 +2305,7 @@
       <w:pPr>
         <w:pStyle w:val="BodyText"/>
         <w:bidi w:val="0"/>
-        <w:spacing w:lineRule="auto" w:line="360" w:before="0" w:after="120"/>
+        <w:spacing w:lineRule="auto" w:line="240" w:before="0" w:after="340"/>
         <w:rPr/>
       </w:pPr>
       <w:r>
@@ -2317,7 +2317,7 @@
       <w:pPr>
         <w:pStyle w:val="BodyText"/>
         <w:bidi w:val="0"/>
-        <w:spacing w:lineRule="auto" w:line="360" w:before="0" w:after="120"/>
+        <w:spacing w:lineRule="auto" w:line="240" w:before="0" w:after="340"/>
         <w:rPr/>
       </w:pPr>
       <w:r>
@@ -2329,7 +2329,7 @@
       <w:pPr>
         <w:pStyle w:val="BodyText"/>
         <w:bidi w:val="0"/>
-        <w:spacing w:lineRule="auto" w:line="360" w:before="0" w:after="120"/>
+        <w:spacing w:lineRule="auto" w:line="240" w:before="0" w:after="340"/>
         <w:rPr/>
       </w:pPr>
       <w:r>
@@ -2341,7 +2341,7 @@
       <w:pPr>
         <w:pStyle w:val="BodyText"/>
         <w:bidi w:val="0"/>
-        <w:spacing w:lineRule="auto" w:line="360" w:before="0" w:after="120"/>
+        <w:spacing w:lineRule="auto" w:line="240" w:before="0" w:after="340"/>
         <w:rPr/>
       </w:pPr>
       <w:r>
@@ -2353,7 +2353,7 @@
       <w:pPr>
         <w:pStyle w:val="BodyText"/>
         <w:bidi w:val="0"/>
-        <w:spacing w:lineRule="auto" w:line="360" w:before="0" w:after="120"/>
+        <w:spacing w:lineRule="auto" w:line="240" w:before="0" w:after="340"/>
         <w:rPr/>
       </w:pPr>
       <w:r>
@@ -2365,7 +2365,7 @@
       <w:pPr>
         <w:pStyle w:val="BodyText"/>
         <w:bidi w:val="0"/>
-        <w:spacing w:lineRule="auto" w:line="360" w:before="0" w:after="120"/>
+        <w:spacing w:lineRule="auto" w:line="240" w:before="0" w:after="340"/>
         <w:rPr/>
       </w:pPr>
       <w:r>
@@ -2391,7 +2391,7 @@
       <w:pPr>
         <w:pStyle w:val="BodyText"/>
         <w:bidi w:val="0"/>
-        <w:spacing w:lineRule="auto" w:line="360" w:before="0" w:after="120"/>
+        <w:spacing w:lineRule="auto" w:line="240" w:before="0" w:after="340"/>
         <w:rPr/>
       </w:pPr>
       <w:r>
@@ -2403,7 +2403,7 @@
       <w:pPr>
         <w:pStyle w:val="BodyText"/>
         <w:bidi w:val="0"/>
-        <w:spacing w:lineRule="auto" w:line="360" w:before="0" w:after="120"/>
+        <w:spacing w:lineRule="auto" w:line="240" w:before="0" w:after="340"/>
         <w:rPr/>
       </w:pPr>
       <w:r>
@@ -2415,7 +2415,7 @@
       <w:pPr>
         <w:pStyle w:val="BodyText"/>
         <w:bidi w:val="0"/>
-        <w:spacing w:lineRule="auto" w:line="360" w:before="0" w:after="120"/>
+        <w:spacing w:lineRule="auto" w:line="240" w:before="0" w:after="340"/>
         <w:rPr/>
       </w:pPr>
       <w:r>
@@ -2427,7 +2427,7 @@
       <w:pPr>
         <w:pStyle w:val="BodyText"/>
         <w:bidi w:val="0"/>
-        <w:spacing w:lineRule="auto" w:line="360" w:before="0" w:after="120"/>
+        <w:spacing w:lineRule="auto" w:line="240" w:before="0" w:after="340"/>
         <w:rPr/>
       </w:pPr>
       <w:r>
@@ -2439,7 +2439,7 @@
       <w:pPr>
         <w:pStyle w:val="BodyText"/>
         <w:bidi w:val="0"/>
-        <w:spacing w:lineRule="auto" w:line="360" w:before="0" w:after="120"/>
+        <w:spacing w:lineRule="auto" w:line="240" w:before="0" w:after="340"/>
         <w:rPr/>
       </w:pPr>
       <w:r>
@@ -2451,7 +2451,7 @@
       <w:pPr>
         <w:pStyle w:val="BodyText"/>
         <w:bidi w:val="0"/>
-        <w:spacing w:lineRule="auto" w:line="360" w:before="0" w:after="120"/>
+        <w:spacing w:lineRule="auto" w:line="240" w:before="0" w:after="340"/>
         <w:rPr/>
       </w:pPr>
       <w:r>
@@ -2463,7 +2463,7 @@
       <w:pPr>
         <w:pStyle w:val="BodyText"/>
         <w:bidi w:val="0"/>
-        <w:spacing w:lineRule="auto" w:line="360" w:before="0" w:after="120"/>
+        <w:spacing w:lineRule="auto" w:line="240" w:before="0" w:after="340"/>
         <w:rPr/>
       </w:pPr>
       <w:r>
@@ -2475,7 +2475,7 @@
       <w:pPr>
         <w:pStyle w:val="BodyText"/>
         <w:bidi w:val="0"/>
-        <w:spacing w:lineRule="auto" w:line="360" w:before="0" w:after="120"/>
+        <w:spacing w:lineRule="auto" w:line="240" w:before="0" w:after="340"/>
         <w:rPr/>
       </w:pPr>
       <w:r>
@@ -2501,7 +2501,7 @@
       <w:pPr>
         <w:pStyle w:val="BodyText"/>
         <w:bidi w:val="0"/>
-        <w:spacing w:lineRule="auto" w:line="360" w:before="0" w:after="120"/>
+        <w:spacing w:lineRule="auto" w:line="240" w:before="0" w:after="340"/>
         <w:rPr/>
       </w:pPr>
       <w:r>
@@ -2527,7 +2527,7 @@
       <w:pPr>
         <w:pStyle w:val="BodyText"/>
         <w:bidi w:val="0"/>
-        <w:spacing w:lineRule="auto" w:line="360" w:before="0" w:after="120"/>
+        <w:spacing w:lineRule="auto" w:line="240" w:before="0" w:after="340"/>
         <w:rPr/>
       </w:pPr>
       <w:r>
@@ -2539,7 +2539,7 @@
       <w:pPr>
         <w:pStyle w:val="BodyText"/>
         <w:bidi w:val="0"/>
-        <w:spacing w:lineRule="auto" w:line="360" w:before="0" w:after="120"/>
+        <w:spacing w:lineRule="auto" w:line="240" w:before="0" w:after="340"/>
         <w:rPr/>
       </w:pPr>
       <w:r>
@@ -2551,7 +2551,7 @@
       <w:pPr>
         <w:pStyle w:val="BodyText"/>
         <w:bidi w:val="0"/>
-        <w:spacing w:lineRule="auto" w:line="360" w:before="0" w:after="120"/>
+        <w:spacing w:lineRule="auto" w:line="240" w:before="0" w:after="340"/>
         <w:rPr/>
       </w:pPr>
       <w:r>
@@ -2563,7 +2563,7 @@
       <w:pPr>
         <w:pStyle w:val="BodyText"/>
         <w:bidi w:val="0"/>
-        <w:spacing w:lineRule="auto" w:line="360" w:before="0" w:after="120"/>
+        <w:spacing w:lineRule="auto" w:line="240" w:before="0" w:after="340"/>
         <w:rPr/>
       </w:pPr>
       <w:r>
@@ -2575,7 +2575,7 @@
       <w:pPr>
         <w:pStyle w:val="BodyText"/>
         <w:bidi w:val="0"/>
-        <w:spacing w:lineRule="auto" w:line="360" w:before="0" w:after="120"/>
+        <w:spacing w:lineRule="auto" w:line="240" w:before="0" w:after="340"/>
         <w:rPr/>
       </w:pPr>
       <w:r>
@@ -2587,7 +2587,7 @@
       <w:pPr>
         <w:pStyle w:val="BodyText"/>
         <w:bidi w:val="0"/>
-        <w:spacing w:lineRule="auto" w:line="360" w:before="0" w:after="120"/>
+        <w:spacing w:lineRule="auto" w:line="240" w:before="0" w:after="340"/>
         <w:rPr/>
       </w:pPr>
       <w:r>
@@ -2599,7 +2599,7 @@
       <w:pPr>
         <w:pStyle w:val="BodyText"/>
         <w:bidi w:val="0"/>
-        <w:spacing w:lineRule="auto" w:line="360" w:before="0" w:after="120"/>
+        <w:spacing w:lineRule="auto" w:line="240" w:before="0" w:after="340"/>
         <w:rPr/>
       </w:pPr>
       <w:r>
@@ -2611,7 +2611,7 @@
       <w:pPr>
         <w:pStyle w:val="BodyText"/>
         <w:bidi w:val="0"/>
-        <w:spacing w:lineRule="auto" w:line="360" w:before="0" w:after="120"/>
+        <w:spacing w:lineRule="auto" w:line="240" w:before="0" w:after="340"/>
         <w:rPr/>
       </w:pPr>
       <w:r>
@@ -2623,7 +2623,7 @@
       <w:pPr>
         <w:pStyle w:val="BodyText"/>
         <w:bidi w:val="0"/>
-        <w:spacing w:lineRule="auto" w:line="360" w:before="0" w:after="120"/>
+        <w:spacing w:lineRule="auto" w:line="240" w:before="0" w:after="340"/>
         <w:rPr/>
       </w:pPr>
       <w:r>
@@ -2635,7 +2635,7 @@
       <w:pPr>
         <w:pStyle w:val="BodyText"/>
         <w:bidi w:val="0"/>
-        <w:spacing w:lineRule="auto" w:line="360" w:before="0" w:after="120"/>
+        <w:spacing w:lineRule="auto" w:line="240" w:before="0" w:after="340"/>
         <w:rPr/>
       </w:pPr>
       <w:r>
@@ -2647,7 +2647,7 @@
       <w:pPr>
         <w:pStyle w:val="BodyText"/>
         <w:bidi w:val="0"/>
-        <w:spacing w:lineRule="auto" w:line="360" w:before="0" w:after="120"/>
+        <w:spacing w:lineRule="auto" w:line="240" w:before="0" w:after="340"/>
         <w:rPr/>
       </w:pPr>
       <w:r>
@@ -2659,7 +2659,7 @@
       <w:pPr>
         <w:pStyle w:val="BodyText"/>
         <w:bidi w:val="0"/>
-        <w:spacing w:lineRule="auto" w:line="360" w:before="0" w:after="120"/>
+        <w:spacing w:lineRule="auto" w:line="240" w:before="0" w:after="340"/>
         <w:rPr/>
       </w:pPr>
       <w:r>
@@ -2671,7 +2671,7 @@
       <w:pPr>
         <w:pStyle w:val="BodyText"/>
         <w:bidi w:val="0"/>
-        <w:spacing w:lineRule="auto" w:line="360" w:before="0" w:after="120"/>
+        <w:spacing w:lineRule="auto" w:line="240" w:before="0" w:after="340"/>
         <w:rPr/>
       </w:pPr>
       <w:r>
@@ -2683,7 +2683,7 @@
       <w:pPr>
         <w:pStyle w:val="BodyText"/>
         <w:bidi w:val="0"/>
-        <w:spacing w:lineRule="auto" w:line="360" w:before="0" w:after="120"/>
+        <w:spacing w:lineRule="auto" w:line="240" w:before="0" w:after="340"/>
         <w:rPr/>
       </w:pPr>
       <w:r>
@@ -2695,7 +2695,7 @@
       <w:pPr>
         <w:pStyle w:val="BodyText"/>
         <w:bidi w:val="0"/>
-        <w:spacing w:lineRule="auto" w:line="360" w:before="0" w:after="120"/>
+        <w:spacing w:lineRule="auto" w:line="240" w:before="0" w:after="340"/>
         <w:rPr/>
       </w:pPr>
       <w:r>
@@ -2721,7 +2721,7 @@
       <w:pPr>
         <w:pStyle w:val="BodyText"/>
         <w:bidi w:val="0"/>
-        <w:spacing w:lineRule="auto" w:line="360" w:before="0" w:after="120"/>
+        <w:spacing w:lineRule="auto" w:line="240" w:before="0" w:after="340"/>
         <w:rPr/>
       </w:pPr>
       <w:r>
@@ -2733,7 +2733,7 @@
       <w:pPr>
         <w:pStyle w:val="BodyText"/>
         <w:bidi w:val="0"/>
-        <w:spacing w:lineRule="auto" w:line="360" w:before="0" w:after="120"/>
+        <w:spacing w:lineRule="auto" w:line="240" w:before="0" w:after="340"/>
         <w:rPr/>
       </w:pPr>
       <w:r>
@@ -2745,7 +2745,7 @@
       <w:pPr>
         <w:pStyle w:val="BodyText"/>
         <w:bidi w:val="0"/>
-        <w:spacing w:lineRule="auto" w:line="360" w:before="0" w:after="120"/>
+        <w:spacing w:lineRule="auto" w:line="240" w:before="0" w:after="340"/>
         <w:rPr/>
       </w:pPr>
       <w:r>
@@ -2757,7 +2757,7 @@
       <w:pPr>
         <w:pStyle w:val="BodyText"/>
         <w:bidi w:val="0"/>
-        <w:spacing w:lineRule="auto" w:line="360" w:before="0" w:after="120"/>
+        <w:spacing w:lineRule="auto" w:line="240" w:before="0" w:after="340"/>
         <w:rPr/>
       </w:pPr>
       <w:r>
@@ -2769,7 +2769,7 @@
       <w:pPr>
         <w:pStyle w:val="BodyText"/>
         <w:bidi w:val="0"/>
-        <w:spacing w:lineRule="auto" w:line="360" w:before="0" w:after="120"/>
+        <w:spacing w:lineRule="auto" w:line="240" w:before="0" w:after="340"/>
         <w:rPr/>
       </w:pPr>
       <w:r>
@@ -2781,7 +2781,7 @@
       <w:pPr>
         <w:pStyle w:val="BodyText"/>
         <w:bidi w:val="0"/>
-        <w:spacing w:lineRule="auto" w:line="360" w:before="0" w:after="120"/>
+        <w:spacing w:lineRule="auto" w:line="240" w:before="0" w:after="340"/>
         <w:rPr/>
       </w:pPr>
       <w:r>
@@ -2793,7 +2793,7 @@
       <w:pPr>
         <w:pStyle w:val="BodyText"/>
         <w:bidi w:val="0"/>
-        <w:spacing w:lineRule="auto" w:line="360" w:before="0" w:after="120"/>
+        <w:spacing w:lineRule="auto" w:line="240" w:before="0" w:after="340"/>
         <w:rPr/>
       </w:pPr>
       <w:r>
@@ -2805,7 +2805,7 @@
       <w:pPr>
         <w:pStyle w:val="BodyText"/>
         <w:bidi w:val="0"/>
-        <w:spacing w:lineRule="auto" w:line="360" w:before="0" w:after="120"/>
+        <w:spacing w:lineRule="auto" w:line="240" w:before="0" w:after="340"/>
         <w:rPr/>
       </w:pPr>
       <w:r>
@@ -2817,7 +2817,7 @@
       <w:pPr>
         <w:pStyle w:val="BodyText"/>
         <w:bidi w:val="0"/>
-        <w:spacing w:lineRule="auto" w:line="360" w:before="0" w:after="120"/>
+        <w:spacing w:lineRule="auto" w:line="240" w:before="0" w:after="340"/>
         <w:rPr/>
       </w:pPr>
       <w:r>
@@ -2829,7 +2829,7 @@
       <w:pPr>
         <w:pStyle w:val="BodyText"/>
         <w:bidi w:val="0"/>
-        <w:spacing w:lineRule="auto" w:line="360" w:before="0" w:after="120"/>
+        <w:spacing w:lineRule="auto" w:line="240" w:before="0" w:after="340"/>
         <w:rPr/>
       </w:pPr>
       <w:r>
@@ -2841,7 +2841,7 @@
       <w:pPr>
         <w:pStyle w:val="BodyText"/>
         <w:bidi w:val="0"/>
-        <w:spacing w:lineRule="auto" w:line="360" w:before="0" w:after="120"/>
+        <w:spacing w:lineRule="auto" w:line="240" w:before="0" w:after="340"/>
         <w:rPr/>
       </w:pPr>
       <w:r>
@@ -2853,7 +2853,7 @@
       <w:pPr>
         <w:pStyle w:val="BodyText"/>
         <w:bidi w:val="0"/>
-        <w:spacing w:lineRule="auto" w:line="360" w:before="0" w:after="120"/>
+        <w:spacing w:lineRule="auto" w:line="240" w:before="0" w:after="340"/>
         <w:rPr/>
       </w:pPr>
       <w:r>
@@ -2865,7 +2865,7 @@
       <w:pPr>
         <w:pStyle w:val="BodyText"/>
         <w:bidi w:val="0"/>
-        <w:spacing w:lineRule="auto" w:line="360" w:before="0" w:after="120"/>
+        <w:spacing w:lineRule="auto" w:line="240" w:before="0" w:after="340"/>
         <w:rPr/>
       </w:pPr>
       <w:r>
@@ -2877,7 +2877,7 @@
       <w:pPr>
         <w:pStyle w:val="BodyText"/>
         <w:bidi w:val="0"/>
-        <w:spacing w:lineRule="auto" w:line="360" w:before="0" w:after="120"/>
+        <w:spacing w:lineRule="auto" w:line="240" w:before="0" w:after="340"/>
         <w:rPr/>
       </w:pPr>
       <w:r>
@@ -2889,7 +2889,7 @@
       <w:pPr>
         <w:pStyle w:val="BodyText"/>
         <w:bidi w:val="0"/>
-        <w:spacing w:lineRule="auto" w:line="360" w:before="0" w:after="120"/>
+        <w:spacing w:lineRule="auto" w:line="240" w:before="0" w:after="340"/>
         <w:rPr/>
       </w:pPr>
       <w:r>
@@ -2901,7 +2901,7 @@
       <w:pPr>
         <w:pStyle w:val="BodyText"/>
         <w:bidi w:val="0"/>
-        <w:spacing w:lineRule="auto" w:line="360" w:before="0" w:after="120"/>
+        <w:spacing w:lineRule="auto" w:line="240" w:before="0" w:after="340"/>
         <w:rPr/>
       </w:pPr>
       <w:r>
@@ -2913,7 +2913,7 @@
       <w:pPr>
         <w:pStyle w:val="BodyText"/>
         <w:bidi w:val="0"/>
-        <w:spacing w:lineRule="auto" w:line="360" w:before="0" w:after="120"/>
+        <w:spacing w:lineRule="auto" w:line="240" w:before="0" w:after="340"/>
         <w:rPr/>
       </w:pPr>
       <w:r>
@@ -2925,7 +2925,7 @@
       <w:pPr>
         <w:pStyle w:val="BodyText"/>
         <w:bidi w:val="0"/>
-        <w:spacing w:lineRule="auto" w:line="360" w:before="0" w:after="120"/>
+        <w:spacing w:lineRule="auto" w:line="240" w:before="0" w:after="340"/>
         <w:rPr/>
       </w:pPr>
       <w:r>
@@ -2937,7 +2937,7 @@
       <w:pPr>
         <w:pStyle w:val="BodyText"/>
         <w:bidi w:val="0"/>
-        <w:spacing w:lineRule="auto" w:line="360" w:before="0" w:after="120"/>
+        <w:spacing w:lineRule="auto" w:line="240" w:before="0" w:after="340"/>
         <w:rPr/>
       </w:pPr>
       <w:r>
@@ -2949,7 +2949,7 @@
       <w:pPr>
         <w:pStyle w:val="BodyText"/>
         <w:bidi w:val="0"/>
-        <w:spacing w:lineRule="auto" w:line="360" w:before="0" w:after="120"/>
+        <w:spacing w:lineRule="auto" w:line="240" w:before="0" w:after="340"/>
         <w:rPr/>
       </w:pPr>
       <w:r>
@@ -2975,7 +2975,7 @@
       <w:pPr>
         <w:pStyle w:val="BodyText"/>
         <w:bidi w:val="0"/>
-        <w:spacing w:lineRule="auto" w:line="360" w:before="0" w:after="120"/>
+        <w:spacing w:lineRule="auto" w:line="240" w:before="0" w:after="340"/>
         <w:rPr/>
       </w:pPr>
       <w:r>
@@ -2987,7 +2987,7 @@
       <w:pPr>
         <w:pStyle w:val="BodyText"/>
         <w:bidi w:val="0"/>
-        <w:spacing w:lineRule="auto" w:line="360" w:before="0" w:after="120"/>
+        <w:spacing w:lineRule="auto" w:line="240" w:before="0" w:after="340"/>
         <w:rPr/>
       </w:pPr>
       <w:r>
@@ -2999,7 +2999,7 @@
       <w:pPr>
         <w:pStyle w:val="BodyText"/>
         <w:bidi w:val="0"/>
-        <w:spacing w:lineRule="auto" w:line="360" w:before="0" w:after="120"/>
+        <w:spacing w:lineRule="auto" w:line="240" w:before="0" w:after="340"/>
         <w:rPr/>
       </w:pPr>
       <w:r>
@@ -3011,7 +3011,7 @@
       <w:pPr>
         <w:pStyle w:val="BodyText"/>
         <w:bidi w:val="0"/>
-        <w:spacing w:lineRule="auto" w:line="360" w:before="0" w:after="120"/>
+        <w:spacing w:lineRule="auto" w:line="240" w:before="0" w:after="340"/>
         <w:rPr/>
       </w:pPr>
       <w:r>
@@ -3023,7 +3023,7 @@
       <w:pPr>
         <w:pStyle w:val="BodyText"/>
         <w:bidi w:val="0"/>
-        <w:spacing w:lineRule="auto" w:line="360" w:before="0" w:after="120"/>
+        <w:spacing w:lineRule="auto" w:line="240" w:before="0" w:after="340"/>
         <w:rPr/>
       </w:pPr>
       <w:r>
@@ -3035,7 +3035,7 @@
       <w:pPr>
         <w:pStyle w:val="BodyText"/>
         <w:bidi w:val="0"/>
-        <w:spacing w:lineRule="auto" w:line="360" w:before="0" w:after="120"/>
+        <w:spacing w:lineRule="auto" w:line="240" w:before="0" w:after="340"/>
         <w:rPr/>
       </w:pPr>
       <w:r>
@@ -3047,7 +3047,7 @@
       <w:pPr>
         <w:pStyle w:val="BodyText"/>
         <w:bidi w:val="0"/>
-        <w:spacing w:lineRule="auto" w:line="360" w:before="0" w:after="120"/>
+        <w:spacing w:lineRule="auto" w:line="240" w:before="0" w:after="340"/>
         <w:rPr/>
       </w:pPr>
       <w:r>
@@ -3059,7 +3059,7 @@
       <w:pPr>
         <w:pStyle w:val="BodyText"/>
         <w:bidi w:val="0"/>
-        <w:spacing w:lineRule="auto" w:line="360" w:before="0" w:after="120"/>
+        <w:spacing w:lineRule="auto" w:line="240" w:before="0" w:after="340"/>
         <w:rPr/>
       </w:pPr>
       <w:r>
@@ -3071,7 +3071,7 @@
       <w:pPr>
         <w:pStyle w:val="BodyText"/>
         <w:bidi w:val="0"/>
-        <w:spacing w:lineRule="auto" w:line="360" w:before="0" w:after="120"/>
+        <w:spacing w:lineRule="auto" w:line="240" w:before="0" w:after="340"/>
         <w:rPr/>
       </w:pPr>
       <w:r>
@@ -3083,7 +3083,7 @@
       <w:pPr>
         <w:pStyle w:val="BodyText"/>
         <w:bidi w:val="0"/>
-        <w:spacing w:lineRule="auto" w:line="360" w:before="0" w:after="120"/>
+        <w:spacing w:lineRule="auto" w:line="240" w:before="0" w:after="340"/>
         <w:rPr/>
       </w:pPr>
       <w:r>
@@ -3095,7 +3095,7 @@
       <w:pPr>
         <w:pStyle w:val="BodyText"/>
         <w:bidi w:val="0"/>
-        <w:spacing w:lineRule="auto" w:line="360" w:before="0" w:after="120"/>
+        <w:spacing w:lineRule="auto" w:line="240" w:before="0" w:after="340"/>
         <w:rPr/>
       </w:pPr>
       <w:r>
@@ -3107,7 +3107,7 @@
       <w:pPr>
         <w:pStyle w:val="BodyText"/>
         <w:bidi w:val="0"/>
-        <w:spacing w:lineRule="auto" w:line="360" w:before="0" w:after="120"/>
+        <w:spacing w:lineRule="auto" w:line="240" w:before="0" w:after="340"/>
         <w:rPr/>
       </w:pPr>
       <w:r>
@@ -3133,7 +3133,7 @@
       <w:pPr>
         <w:pStyle w:val="BodyText"/>
         <w:bidi w:val="0"/>
-        <w:spacing w:lineRule="auto" w:line="360" w:before="0" w:after="120"/>
+        <w:spacing w:lineRule="auto" w:line="240" w:before="0" w:after="340"/>
         <w:rPr/>
       </w:pPr>
       <w:r>
@@ -3145,7 +3145,7 @@
       <w:pPr>
         <w:pStyle w:val="BodyText"/>
         <w:bidi w:val="0"/>
-        <w:spacing w:lineRule="auto" w:line="360" w:before="0" w:after="120"/>
+        <w:spacing w:lineRule="auto" w:line="240" w:before="0" w:after="340"/>
         <w:rPr/>
       </w:pPr>
       <w:r>
@@ -3157,7 +3157,7 @@
       <w:pPr>
         <w:pStyle w:val="BodyText"/>
         <w:bidi w:val="0"/>
-        <w:spacing w:lineRule="auto" w:line="360" w:before="0" w:after="120"/>
+        <w:spacing w:lineRule="auto" w:line="240" w:before="0" w:after="340"/>
         <w:rPr/>
       </w:pPr>
       <w:r>
@@ -3169,7 +3169,7 @@
       <w:pPr>
         <w:pStyle w:val="BodyText"/>
         <w:bidi w:val="0"/>
-        <w:spacing w:lineRule="auto" w:line="360" w:before="0" w:after="120"/>
+        <w:spacing w:lineRule="auto" w:line="240" w:before="0" w:after="340"/>
         <w:rPr/>
       </w:pPr>
       <w:r>
@@ -3181,7 +3181,7 @@
       <w:pPr>
         <w:pStyle w:val="BodyText"/>
         <w:bidi w:val="0"/>
-        <w:spacing w:lineRule="auto" w:line="360" w:before="0" w:after="120"/>
+        <w:spacing w:lineRule="auto" w:line="240" w:before="0" w:after="340"/>
         <w:rPr/>
       </w:pPr>
       <w:r>
@@ -3193,7 +3193,7 @@
       <w:pPr>
         <w:pStyle w:val="BodyText"/>
         <w:bidi w:val="0"/>
-        <w:spacing w:lineRule="auto" w:line="360" w:before="0" w:after="120"/>
+        <w:spacing w:lineRule="auto" w:line="240" w:before="0" w:after="340"/>
         <w:rPr/>
       </w:pPr>
       <w:r>
@@ -3205,7 +3205,7 @@
       <w:pPr>
         <w:pStyle w:val="BodyText"/>
         <w:bidi w:val="0"/>
-        <w:spacing w:lineRule="auto" w:line="360" w:before="0" w:after="120"/>
+        <w:spacing w:lineRule="auto" w:line="240" w:before="0" w:after="340"/>
         <w:rPr/>
       </w:pPr>
       <w:r>
@@ -3217,7 +3217,7 @@
       <w:pPr>
         <w:pStyle w:val="BodyText"/>
         <w:bidi w:val="0"/>
-        <w:spacing w:lineRule="auto" w:line="360" w:before="0" w:after="120"/>
+        <w:spacing w:lineRule="auto" w:line="240" w:before="0" w:after="340"/>
         <w:rPr/>
       </w:pPr>
       <w:r>
@@ -3229,7 +3229,7 @@
       <w:pPr>
         <w:pStyle w:val="BodyText"/>
         <w:bidi w:val="0"/>
-        <w:spacing w:lineRule="auto" w:line="360" w:before="0" w:after="120"/>
+        <w:spacing w:lineRule="auto" w:line="240" w:before="0" w:after="340"/>
         <w:rPr/>
       </w:pPr>
       <w:r>
@@ -3255,7 +3255,7 @@
       <w:pPr>
         <w:pStyle w:val="BodyText"/>
         <w:bidi w:val="0"/>
-        <w:spacing w:lineRule="auto" w:line="360" w:before="0" w:after="120"/>
+        <w:spacing w:lineRule="auto" w:line="240" w:before="0" w:after="340"/>
         <w:rPr/>
       </w:pPr>
       <w:r>
@@ -3267,7 +3267,7 @@
       <w:pPr>
         <w:pStyle w:val="BodyText"/>
         <w:bidi w:val="0"/>
-        <w:spacing w:lineRule="auto" w:line="360" w:before="0" w:after="120"/>
+        <w:spacing w:lineRule="auto" w:line="240" w:before="0" w:after="340"/>
         <w:rPr/>
       </w:pPr>
       <w:r>
@@ -3293,7 +3293,7 @@
       <w:pPr>
         <w:pStyle w:val="BodyText"/>
         <w:bidi w:val="0"/>
-        <w:spacing w:lineRule="auto" w:line="360" w:before="0" w:after="120"/>
+        <w:spacing w:lineRule="auto" w:line="240" w:before="0" w:after="340"/>
         <w:rPr/>
       </w:pPr>
       <w:r>
@@ -3305,7 +3305,7 @@
       <w:pPr>
         <w:pStyle w:val="BodyText"/>
         <w:bidi w:val="0"/>
-        <w:spacing w:lineRule="auto" w:line="360" w:before="0" w:after="120"/>
+        <w:spacing w:lineRule="auto" w:line="240" w:before="0" w:after="340"/>
         <w:rPr/>
       </w:pPr>
       <w:r>
@@ -3317,7 +3317,7 @@
       <w:pPr>
         <w:pStyle w:val="BodyText"/>
         <w:bidi w:val="0"/>
-        <w:spacing w:lineRule="auto" w:line="360" w:before="0" w:after="120"/>
+        <w:spacing w:lineRule="auto" w:line="240" w:before="0" w:after="340"/>
         <w:rPr/>
       </w:pPr>
       <w:r>
@@ -3329,7 +3329,7 @@
       <w:pPr>
         <w:pStyle w:val="BodyText"/>
         <w:bidi w:val="0"/>
-        <w:spacing w:lineRule="auto" w:line="360" w:before="0" w:after="120"/>
+        <w:spacing w:lineRule="auto" w:line="240" w:before="0" w:after="340"/>
         <w:rPr/>
       </w:pPr>
       <w:r>
@@ -3341,7 +3341,7 @@
       <w:pPr>
         <w:pStyle w:val="BodyText"/>
         <w:bidi w:val="0"/>
-        <w:spacing w:lineRule="auto" w:line="360" w:before="0" w:after="120"/>
+        <w:spacing w:lineRule="auto" w:line="240" w:before="0" w:after="340"/>
         <w:rPr/>
       </w:pPr>
       <w:r>
@@ -3353,7 +3353,7 @@
       <w:pPr>
         <w:pStyle w:val="BodyText"/>
         <w:bidi w:val="0"/>
-        <w:spacing w:lineRule="auto" w:line="360" w:before="0" w:after="120"/>
+        <w:spacing w:lineRule="auto" w:line="240" w:before="0" w:after="340"/>
         <w:rPr/>
       </w:pPr>
       <w:r>
@@ -3365,7 +3365,7 @@
       <w:pPr>
         <w:pStyle w:val="BodyText"/>
         <w:bidi w:val="0"/>
-        <w:spacing w:lineRule="auto" w:line="360" w:before="0" w:after="120"/>
+        <w:spacing w:lineRule="auto" w:line="240" w:before="0" w:after="340"/>
         <w:rPr/>
       </w:pPr>
       <w:r>
@@ -3377,7 +3377,7 @@
       <w:pPr>
         <w:pStyle w:val="BodyText"/>
         <w:bidi w:val="0"/>
-        <w:spacing w:lineRule="auto" w:line="360" w:before="0" w:after="120"/>
+        <w:spacing w:lineRule="auto" w:line="240" w:before="0" w:after="340"/>
         <w:rPr/>
       </w:pPr>
       <w:r>
@@ -3389,7 +3389,7 @@
       <w:pPr>
         <w:pStyle w:val="BodyText"/>
         <w:bidi w:val="0"/>
-        <w:spacing w:lineRule="auto" w:line="360" w:before="0" w:after="120"/>
+        <w:spacing w:lineRule="auto" w:line="240" w:before="0" w:after="340"/>
         <w:rPr/>
       </w:pPr>
       <w:r>
@@ -3401,7 +3401,7 @@
       <w:pPr>
         <w:pStyle w:val="BodyText"/>
         <w:bidi w:val="0"/>
-        <w:spacing w:lineRule="auto" w:line="360" w:before="0" w:after="120"/>
+        <w:spacing w:lineRule="auto" w:line="240" w:before="0" w:after="340"/>
         <w:rPr/>
       </w:pPr>
       <w:r>
@@ -3413,7 +3413,7 @@
       <w:pPr>
         <w:pStyle w:val="BodyText"/>
         <w:bidi w:val="0"/>
-        <w:spacing w:lineRule="auto" w:line="360" w:before="0" w:after="120"/>
+        <w:spacing w:lineRule="auto" w:line="240" w:before="0" w:after="340"/>
         <w:rPr/>
       </w:pPr>
       <w:r>
@@ -3425,7 +3425,7 @@
       <w:pPr>
         <w:pStyle w:val="BodyText"/>
         <w:bidi w:val="0"/>
-        <w:spacing w:lineRule="auto" w:line="360" w:before="0" w:after="120"/>
+        <w:spacing w:lineRule="auto" w:line="240" w:before="0" w:after="340"/>
         <w:rPr/>
       </w:pPr>
       <w:r>
@@ -3437,7 +3437,7 @@
       <w:pPr>
         <w:pStyle w:val="BodyText"/>
         <w:bidi w:val="0"/>
-        <w:spacing w:lineRule="auto" w:line="360" w:before="0" w:after="120"/>
+        <w:spacing w:lineRule="auto" w:line="240" w:before="0" w:after="340"/>
         <w:rPr/>
       </w:pPr>
       <w:r>
@@ -3449,7 +3449,7 @@
       <w:pPr>
         <w:pStyle w:val="BodyText"/>
         <w:bidi w:val="0"/>
-        <w:spacing w:lineRule="auto" w:line="360" w:before="0" w:after="120"/>
+        <w:spacing w:lineRule="auto" w:line="240" w:before="0" w:after="340"/>
         <w:rPr/>
       </w:pPr>
       <w:r>
@@ -3461,7 +3461,7 @@
       <w:pPr>
         <w:pStyle w:val="BodyText"/>
         <w:bidi w:val="0"/>
-        <w:spacing w:lineRule="auto" w:line="360" w:before="0" w:after="120"/>
+        <w:spacing w:lineRule="auto" w:line="240" w:before="0" w:after="340"/>
         <w:rPr/>
       </w:pPr>
       <w:r>
@@ -3473,7 +3473,7 @@
       <w:pPr>
         <w:pStyle w:val="BodyText"/>
         <w:bidi w:val="0"/>
-        <w:spacing w:lineRule="auto" w:line="360" w:before="0" w:after="120"/>
+        <w:spacing w:lineRule="auto" w:line="240" w:before="0" w:after="340"/>
         <w:rPr/>
       </w:pPr>
       <w:r>
@@ -3499,7 +3499,7 @@
       <w:pPr>
         <w:pStyle w:val="BodyText"/>
         <w:bidi w:val="0"/>
-        <w:spacing w:lineRule="auto" w:line="360" w:before="0" w:after="120"/>
+        <w:spacing w:lineRule="auto" w:line="240" w:before="0" w:after="340"/>
         <w:rPr/>
       </w:pPr>
       <w:r>
@@ -3511,7 +3511,7 @@
       <w:pPr>
         <w:pStyle w:val="BodyText"/>
         <w:bidi w:val="0"/>
-        <w:spacing w:lineRule="auto" w:line="360" w:before="0" w:after="120"/>
+        <w:spacing w:lineRule="auto" w:line="240" w:before="0" w:after="340"/>
         <w:rPr/>
       </w:pPr>
       <w:r>
@@ -3523,7 +3523,7 @@
       <w:pPr>
         <w:pStyle w:val="BodyText"/>
         <w:bidi w:val="0"/>
-        <w:spacing w:lineRule="auto" w:line="360" w:before="0" w:after="120"/>
+        <w:spacing w:lineRule="auto" w:line="240" w:before="0" w:after="340"/>
         <w:rPr/>
       </w:pPr>
       <w:r>
@@ -3535,7 +3535,7 @@
       <w:pPr>
         <w:pStyle w:val="BodyText"/>
         <w:bidi w:val="0"/>
-        <w:spacing w:lineRule="auto" w:line="360" w:before="0" w:after="120"/>
+        <w:spacing w:lineRule="auto" w:line="240" w:before="0" w:after="340"/>
         <w:rPr/>
       </w:pPr>
       <w:r>
@@ -3547,7 +3547,7 @@
       <w:pPr>
         <w:pStyle w:val="BodyText"/>
         <w:bidi w:val="0"/>
-        <w:spacing w:lineRule="auto" w:line="360" w:before="0" w:after="120"/>
+        <w:spacing w:lineRule="auto" w:line="240" w:before="0" w:after="340"/>
         <w:rPr/>
       </w:pPr>
       <w:r>
@@ -3559,7 +3559,7 @@
       <w:pPr>
         <w:pStyle w:val="BodyText"/>
         <w:bidi w:val="0"/>
-        <w:spacing w:lineRule="auto" w:line="360" w:before="0" w:after="120"/>
+        <w:spacing w:lineRule="auto" w:line="240" w:before="0" w:after="340"/>
         <w:rPr/>
       </w:pPr>
       <w:r>
@@ -3571,7 +3571,7 @@
       <w:pPr>
         <w:pStyle w:val="BodyText"/>
         <w:bidi w:val="0"/>
-        <w:spacing w:lineRule="auto" w:line="360" w:before="0" w:after="120"/>
+        <w:spacing w:lineRule="auto" w:line="240" w:before="0" w:after="340"/>
         <w:rPr/>
       </w:pPr>
       <w:r>
@@ -3583,7 +3583,7 @@
       <w:pPr>
         <w:pStyle w:val="BodyText"/>
         <w:bidi w:val="0"/>
-        <w:spacing w:lineRule="auto" w:line="360" w:before="0" w:after="120"/>
+        <w:spacing w:lineRule="auto" w:line="240" w:before="0" w:after="340"/>
         <w:rPr/>
       </w:pPr>
       <w:r>
@@ -3595,7 +3595,7 @@
       <w:pPr>
         <w:pStyle w:val="BodyText"/>
         <w:bidi w:val="0"/>
-        <w:spacing w:lineRule="auto" w:line="360" w:before="0" w:after="120"/>
+        <w:spacing w:lineRule="auto" w:line="240" w:before="0" w:after="340"/>
         <w:rPr/>
       </w:pPr>
       <w:r>
@@ -3607,7 +3607,7 @@
       <w:pPr>
         <w:pStyle w:val="BodyText"/>
         <w:bidi w:val="0"/>
-        <w:spacing w:lineRule="auto" w:line="360" w:before="0" w:after="120"/>
+        <w:spacing w:lineRule="auto" w:line="240" w:before="0" w:after="340"/>
         <w:rPr/>
       </w:pPr>
       <w:r>
@@ -3619,7 +3619,7 @@
       <w:pPr>
         <w:pStyle w:val="BodyText"/>
         <w:bidi w:val="0"/>
-        <w:spacing w:lineRule="auto" w:line="360" w:before="0" w:after="120"/>
+        <w:spacing w:lineRule="auto" w:line="240" w:before="0" w:after="340"/>
         <w:rPr/>
       </w:pPr>
       <w:r>
@@ -3631,7 +3631,7 @@
       <w:pPr>
         <w:pStyle w:val="BodyText"/>
         <w:bidi w:val="0"/>
-        <w:spacing w:lineRule="auto" w:line="360" w:before="0" w:after="120"/>
+        <w:spacing w:lineRule="auto" w:line="240" w:before="0" w:after="340"/>
         <w:rPr/>
       </w:pPr>
       <w:r>
@@ -3643,7 +3643,7 @@
       <w:pPr>
         <w:pStyle w:val="BodyText"/>
         <w:bidi w:val="0"/>
-        <w:spacing w:lineRule="auto" w:line="360" w:before="0" w:after="120"/>
+        <w:spacing w:lineRule="auto" w:line="240" w:before="0" w:after="340"/>
         <w:rPr/>
       </w:pPr>
       <w:r>
@@ -3655,7 +3655,7 @@
       <w:pPr>
         <w:pStyle w:val="BodyText"/>
         <w:bidi w:val="0"/>
-        <w:spacing w:lineRule="auto" w:line="360" w:before="0" w:after="120"/>
+        <w:spacing w:lineRule="auto" w:line="240" w:before="0" w:after="340"/>
         <w:rPr/>
       </w:pPr>
       <w:r>
@@ -3681,7 +3681,7 @@
       <w:pPr>
         <w:pStyle w:val="BodyText"/>
         <w:bidi w:val="0"/>
-        <w:spacing w:lineRule="auto" w:line="360" w:before="0" w:after="120"/>
+        <w:spacing w:lineRule="auto" w:line="240" w:before="0" w:after="340"/>
         <w:rPr/>
       </w:pPr>
       <w:r>
@@ -3693,7 +3693,7 @@
       <w:pPr>
         <w:pStyle w:val="BodyText"/>
         <w:bidi w:val="0"/>
-        <w:spacing w:lineRule="auto" w:line="360" w:before="0" w:after="120"/>
+        <w:spacing w:lineRule="auto" w:line="240" w:before="0" w:after="340"/>
         <w:rPr/>
       </w:pPr>
       <w:r>
@@ -3705,7 +3705,7 @@
       <w:pPr>
         <w:pStyle w:val="BodyText"/>
         <w:bidi w:val="0"/>
-        <w:spacing w:lineRule="auto" w:line="360" w:before="0" w:after="120"/>
+        <w:spacing w:lineRule="auto" w:line="240" w:before="0" w:after="340"/>
         <w:rPr/>
       </w:pPr>
       <w:r>
@@ -3717,7 +3717,7 @@
       <w:pPr>
         <w:pStyle w:val="BodyText"/>
         <w:bidi w:val="0"/>
-        <w:spacing w:lineRule="auto" w:line="360" w:before="0" w:after="120"/>
+        <w:spacing w:lineRule="auto" w:line="240" w:before="0" w:after="340"/>
         <w:rPr/>
       </w:pPr>
       <w:r>
@@ -3729,7 +3729,7 @@
       <w:pPr>
         <w:pStyle w:val="BodyText"/>
         <w:bidi w:val="0"/>
-        <w:spacing w:lineRule="auto" w:line="360" w:before="0" w:after="120"/>
+        <w:spacing w:lineRule="auto" w:line="240" w:before="0" w:after="340"/>
         <w:rPr/>
       </w:pPr>
       <w:r>
@@ -3741,7 +3741,7 @@
       <w:pPr>
         <w:pStyle w:val="BodyText"/>
         <w:bidi w:val="0"/>
-        <w:spacing w:lineRule="auto" w:line="360" w:before="0" w:after="120"/>
+        <w:spacing w:lineRule="auto" w:line="240" w:before="0" w:after="340"/>
         <w:rPr/>
       </w:pPr>
       <w:r>
@@ -3753,7 +3753,7 @@
       <w:pPr>
         <w:pStyle w:val="BodyText"/>
         <w:bidi w:val="0"/>
-        <w:spacing w:lineRule="auto" w:line="360" w:before="0" w:after="120"/>
+        <w:spacing w:lineRule="auto" w:line="240" w:before="0" w:after="340"/>
         <w:rPr/>
       </w:pPr>
       <w:r>
@@ -3765,7 +3765,7 @@
       <w:pPr>
         <w:pStyle w:val="BodyText"/>
         <w:bidi w:val="0"/>
-        <w:spacing w:lineRule="auto" w:line="360" w:before="0" w:after="120"/>
+        <w:spacing w:lineRule="auto" w:line="240" w:before="0" w:after="340"/>
         <w:rPr/>
       </w:pPr>
       <w:r>
@@ -3777,7 +3777,7 @@
       <w:pPr>
         <w:pStyle w:val="BodyText"/>
         <w:bidi w:val="0"/>
-        <w:spacing w:lineRule="auto" w:line="360" w:before="0" w:after="120"/>
+        <w:spacing w:lineRule="auto" w:line="240" w:before="0" w:after="340"/>
         <w:rPr/>
       </w:pPr>
       <w:r>
@@ -3789,7 +3789,7 @@
       <w:pPr>
         <w:pStyle w:val="BodyText"/>
         <w:bidi w:val="0"/>
-        <w:spacing w:lineRule="auto" w:line="360" w:before="0" w:after="120"/>
+        <w:spacing w:lineRule="auto" w:line="240" w:before="0" w:after="340"/>
         <w:rPr/>
       </w:pPr>
       <w:r>
@@ -3801,7 +3801,7 @@
       <w:pPr>
         <w:pStyle w:val="BodyText"/>
         <w:bidi w:val="0"/>
-        <w:spacing w:lineRule="auto" w:line="360" w:before="0" w:after="120"/>
+        <w:spacing w:lineRule="auto" w:line="240" w:before="0" w:after="340"/>
         <w:rPr/>
       </w:pPr>
       <w:r>
@@ -3813,7 +3813,7 @@
       <w:pPr>
         <w:pStyle w:val="BodyText"/>
         <w:bidi w:val="0"/>
-        <w:spacing w:lineRule="auto" w:line="360" w:before="0" w:after="120"/>
+        <w:spacing w:lineRule="auto" w:line="240" w:before="0" w:after="340"/>
         <w:rPr/>
       </w:pPr>
       <w:r>
@@ -3825,7 +3825,7 @@
       <w:pPr>
         <w:pStyle w:val="BodyText"/>
         <w:bidi w:val="0"/>
-        <w:spacing w:lineRule="auto" w:line="360" w:before="0" w:after="120"/>
+        <w:spacing w:lineRule="auto" w:line="240" w:before="0" w:after="340"/>
         <w:rPr/>
       </w:pPr>
       <w:r>
@@ -3837,7 +3837,7 @@
       <w:pPr>
         <w:pStyle w:val="BodyText"/>
         <w:bidi w:val="0"/>
-        <w:spacing w:lineRule="auto" w:line="360" w:before="0" w:after="120"/>
+        <w:spacing w:lineRule="auto" w:line="240" w:before="0" w:after="340"/>
         <w:rPr/>
       </w:pPr>
       <w:r>
@@ -3849,7 +3849,7 @@
       <w:pPr>
         <w:pStyle w:val="BodyText"/>
         <w:bidi w:val="0"/>
-        <w:spacing w:lineRule="auto" w:line="360" w:before="0" w:after="120"/>
+        <w:spacing w:lineRule="auto" w:line="240" w:before="0" w:after="340"/>
         <w:rPr/>
       </w:pPr>
       <w:r>
@@ -3861,7 +3861,7 @@
       <w:pPr>
         <w:pStyle w:val="BodyText"/>
         <w:bidi w:val="0"/>
-        <w:spacing w:lineRule="auto" w:line="360" w:before="0" w:after="120"/>
+        <w:spacing w:lineRule="auto" w:line="240" w:before="0" w:after="340"/>
         <w:rPr/>
       </w:pPr>
       <w:r>
@@ -3887,7 +3887,7 @@
       <w:pPr>
         <w:pStyle w:val="BodyText"/>
         <w:bidi w:val="0"/>
-        <w:spacing w:lineRule="auto" w:line="360" w:before="0" w:after="120"/>
+        <w:spacing w:lineRule="auto" w:line="240" w:before="0" w:after="340"/>
         <w:rPr/>
       </w:pPr>
       <w:r>
@@ -3899,7 +3899,7 @@
       <w:pPr>
         <w:pStyle w:val="BodyText"/>
         <w:bidi w:val="0"/>
-        <w:spacing w:lineRule="auto" w:line="360" w:before="0" w:after="120"/>
+        <w:spacing w:lineRule="auto" w:line="240" w:before="0" w:after="340"/>
         <w:rPr/>
       </w:pPr>
       <w:r>
@@ -3911,7 +3911,7 @@
       <w:pPr>
         <w:pStyle w:val="BodyText"/>
         <w:bidi w:val="0"/>
-        <w:spacing w:lineRule="auto" w:line="360" w:before="0" w:after="120"/>
+        <w:spacing w:lineRule="auto" w:line="240" w:before="0" w:after="340"/>
         <w:rPr/>
       </w:pPr>
       <w:r>
@@ -3923,7 +3923,7 @@
       <w:pPr>
         <w:pStyle w:val="BodyText"/>
         <w:bidi w:val="0"/>
-        <w:spacing w:lineRule="auto" w:line="360" w:before="0" w:after="120"/>
+        <w:spacing w:lineRule="auto" w:line="240" w:before="0" w:after="340"/>
         <w:rPr/>
       </w:pPr>
       <w:r>
@@ -3935,7 +3935,7 @@
       <w:pPr>
         <w:pStyle w:val="BodyText"/>
         <w:bidi w:val="0"/>
-        <w:spacing w:lineRule="auto" w:line="360" w:before="0" w:after="120"/>
+        <w:spacing w:lineRule="auto" w:line="240" w:before="0" w:after="340"/>
         <w:rPr/>
       </w:pPr>
       <w:r>
@@ -3947,7 +3947,7 @@
       <w:pPr>
         <w:pStyle w:val="BodyText"/>
         <w:bidi w:val="0"/>
-        <w:spacing w:lineRule="auto" w:line="360" w:before="0" w:after="120"/>
+        <w:spacing w:lineRule="auto" w:line="240" w:before="0" w:after="340"/>
         <w:rPr/>
       </w:pPr>
       <w:r>
@@ -3959,7 +3959,7 @@
       <w:pPr>
         <w:pStyle w:val="BodyText"/>
         <w:bidi w:val="0"/>
-        <w:spacing w:lineRule="auto" w:line="360" w:before="0" w:after="120"/>
+        <w:spacing w:lineRule="auto" w:line="240" w:before="0" w:after="340"/>
         <w:rPr/>
       </w:pPr>
       <w:r>
@@ -3971,7 +3971,7 @@
       <w:pPr>
         <w:pStyle w:val="BodyText"/>
         <w:bidi w:val="0"/>
-        <w:spacing w:lineRule="auto" w:line="360" w:before="0" w:after="120"/>
+        <w:spacing w:lineRule="auto" w:line="240" w:before="0" w:after="340"/>
         <w:rPr/>
       </w:pPr>
       <w:r>
@@ -3983,7 +3983,7 @@
       <w:pPr>
         <w:pStyle w:val="BodyText"/>
         <w:bidi w:val="0"/>
-        <w:spacing w:lineRule="auto" w:line="360" w:before="0" w:after="120"/>
+        <w:spacing w:lineRule="auto" w:line="240" w:before="0" w:after="340"/>
         <w:rPr/>
       </w:pPr>
       <w:r>
@@ -3995,7 +3995,7 @@
       <w:pPr>
         <w:pStyle w:val="BodyText"/>
         <w:bidi w:val="0"/>
-        <w:spacing w:lineRule="auto" w:line="360" w:before="0" w:after="120"/>
+        <w:spacing w:lineRule="auto" w:line="240" w:before="0" w:after="340"/>
         <w:rPr/>
       </w:pPr>
       <w:r>
@@ -4007,7 +4007,7 @@
       <w:pPr>
         <w:pStyle w:val="BodyText"/>
         <w:bidi w:val="0"/>
-        <w:spacing w:lineRule="auto" w:line="360" w:before="0" w:after="120"/>
+        <w:spacing w:lineRule="auto" w:line="240" w:before="0" w:after="340"/>
         <w:rPr/>
       </w:pPr>
       <w:r>
@@ -4019,7 +4019,7 @@
       <w:pPr>
         <w:pStyle w:val="BodyText"/>
         <w:bidi w:val="0"/>
-        <w:spacing w:lineRule="auto" w:line="360" w:before="0" w:after="120"/>
+        <w:spacing w:lineRule="auto" w:line="240" w:before="0" w:after="340"/>
         <w:rPr/>
       </w:pPr>
       <w:r>
@@ -4031,7 +4031,7 @@
       <w:pPr>
         <w:pStyle w:val="BodyText"/>
         <w:bidi w:val="0"/>
-        <w:spacing w:lineRule="auto" w:line="360" w:before="0" w:after="120"/>
+        <w:spacing w:lineRule="auto" w:line="240" w:before="0" w:after="340"/>
         <w:rPr/>
       </w:pPr>
       <w:r>
@@ -4057,7 +4057,7 @@
       <w:pPr>
         <w:pStyle w:val="BodyText"/>
         <w:bidi w:val="0"/>
-        <w:spacing w:lineRule="auto" w:line="360" w:before="0" w:after="120"/>
+        <w:spacing w:lineRule="auto" w:line="240" w:before="0" w:after="340"/>
         <w:rPr/>
       </w:pPr>
       <w:r>
@@ -4069,7 +4069,7 @@
       <w:pPr>
         <w:pStyle w:val="BodyText"/>
         <w:bidi w:val="0"/>
-        <w:spacing w:lineRule="auto" w:line="360" w:before="0" w:after="120"/>
+        <w:spacing w:lineRule="auto" w:line="240" w:before="0" w:after="340"/>
         <w:rPr/>
       </w:pPr>
       <w:r>
@@ -4081,7 +4081,7 @@
       <w:pPr>
         <w:pStyle w:val="BodyText"/>
         <w:bidi w:val="0"/>
-        <w:spacing w:lineRule="auto" w:line="360" w:before="0" w:after="120"/>
+        <w:spacing w:lineRule="auto" w:line="240" w:before="0" w:after="340"/>
         <w:rPr/>
       </w:pPr>
       <w:r>
@@ -4093,7 +4093,7 @@
       <w:pPr>
         <w:pStyle w:val="BodyText"/>
         <w:bidi w:val="0"/>
-        <w:spacing w:lineRule="auto" w:line="360" w:before="0" w:after="120"/>
+        <w:spacing w:lineRule="auto" w:line="240" w:before="0" w:after="340"/>
         <w:rPr/>
       </w:pPr>
       <w:r>
@@ -4105,7 +4105,7 @@
       <w:pPr>
         <w:pStyle w:val="BodyText"/>
         <w:bidi w:val="0"/>
-        <w:spacing w:lineRule="auto" w:line="360" w:before="0" w:after="120"/>
+        <w:spacing w:lineRule="auto" w:line="240" w:before="0" w:after="340"/>
         <w:rPr/>
       </w:pPr>
       <w:r>
@@ -4117,7 +4117,7 @@
       <w:pPr>
         <w:pStyle w:val="BodyText"/>
         <w:bidi w:val="0"/>
-        <w:spacing w:lineRule="auto" w:line="360" w:before="0" w:after="120"/>
+        <w:spacing w:lineRule="auto" w:line="240" w:before="0" w:after="340"/>
         <w:rPr/>
       </w:pPr>
       <w:r>
@@ -4129,7 +4129,7 @@
       <w:pPr>
         <w:pStyle w:val="BodyText"/>
         <w:bidi w:val="0"/>
-        <w:spacing w:lineRule="auto" w:line="360" w:before="0" w:after="120"/>
+        <w:spacing w:lineRule="auto" w:line="240" w:before="0" w:after="340"/>
         <w:rPr/>
       </w:pPr>
       <w:r>
@@ -4141,7 +4141,7 @@
       <w:pPr>
         <w:pStyle w:val="BodyText"/>
         <w:bidi w:val="0"/>
-        <w:spacing w:lineRule="auto" w:line="360" w:before="0" w:after="120"/>
+        <w:spacing w:lineRule="auto" w:line="240" w:before="0" w:after="340"/>
         <w:rPr/>
       </w:pPr>
       <w:r>
@@ -4153,7 +4153,7 @@
       <w:pPr>
         <w:pStyle w:val="BodyText"/>
         <w:bidi w:val="0"/>
-        <w:spacing w:lineRule="auto" w:line="360" w:before="0" w:after="120"/>
+        <w:spacing w:lineRule="auto" w:line="240" w:before="0" w:after="340"/>
         <w:rPr/>
       </w:pPr>
       <w:r>
@@ -4179,7 +4179,7 @@
       <w:pPr>
         <w:pStyle w:val="BodyText"/>
         <w:bidi w:val="0"/>
-        <w:spacing w:lineRule="auto" w:line="360" w:before="0" w:after="120"/>
+        <w:spacing w:lineRule="auto" w:line="240" w:before="0" w:after="340"/>
         <w:rPr/>
       </w:pPr>
       <w:r>
@@ -4191,7 +4191,7 @@
       <w:pPr>
         <w:pStyle w:val="BodyText"/>
         <w:bidi w:val="0"/>
-        <w:spacing w:lineRule="auto" w:line="360" w:before="0" w:after="120"/>
+        <w:spacing w:lineRule="auto" w:line="240" w:before="0" w:after="340"/>
         <w:rPr/>
       </w:pPr>
       <w:r>
@@ -4203,7 +4203,7 @@
       <w:pPr>
         <w:pStyle w:val="BodyText"/>
         <w:bidi w:val="0"/>
-        <w:spacing w:lineRule="auto" w:line="360" w:before="0" w:after="120"/>
+        <w:spacing w:lineRule="auto" w:line="240" w:before="0" w:after="340"/>
         <w:rPr/>
       </w:pPr>
       <w:r>
@@ -4215,7 +4215,7 @@
       <w:pPr>
         <w:pStyle w:val="BodyText"/>
         <w:bidi w:val="0"/>
-        <w:spacing w:lineRule="auto" w:line="360" w:before="0" w:after="120"/>
+        <w:spacing w:lineRule="auto" w:line="240" w:before="0" w:after="340"/>
         <w:rPr/>
       </w:pPr>
       <w:r>
@@ -4227,7 +4227,7 @@
       <w:pPr>
         <w:pStyle w:val="BodyText"/>
         <w:bidi w:val="0"/>
-        <w:spacing w:lineRule="auto" w:line="360" w:before="0" w:after="120"/>
+        <w:spacing w:lineRule="auto" w:line="240" w:before="0" w:after="340"/>
         <w:rPr/>
       </w:pPr>
       <w:r>
@@ -4239,7 +4239,7 @@
       <w:pPr>
         <w:pStyle w:val="BodyText"/>
         <w:bidi w:val="0"/>
-        <w:spacing w:lineRule="auto" w:line="360" w:before="0" w:after="120"/>
+        <w:spacing w:lineRule="auto" w:line="240" w:before="0" w:after="340"/>
         <w:rPr/>
       </w:pPr>
       <w:r>
@@ -4251,7 +4251,7 @@
       <w:pPr>
         <w:pStyle w:val="BodyText"/>
         <w:bidi w:val="0"/>
-        <w:spacing w:lineRule="auto" w:line="360" w:before="0" w:after="120"/>
+        <w:spacing w:lineRule="auto" w:line="240" w:before="0" w:after="340"/>
         <w:rPr/>
       </w:pPr>
       <w:r>
@@ -4263,7 +4263,7 @@
       <w:pPr>
         <w:pStyle w:val="BodyText"/>
         <w:bidi w:val="0"/>
-        <w:spacing w:lineRule="auto" w:line="360" w:before="0" w:after="120"/>
+        <w:spacing w:lineRule="auto" w:line="240" w:before="0" w:after="340"/>
         <w:rPr/>
       </w:pPr>
       <w:r>
@@ -4275,7 +4275,7 @@
       <w:pPr>
         <w:pStyle w:val="BodyText"/>
         <w:bidi w:val="0"/>
-        <w:spacing w:lineRule="auto" w:line="360" w:before="0" w:after="120"/>
+        <w:spacing w:lineRule="auto" w:line="240" w:before="0" w:after="340"/>
         <w:rPr/>
       </w:pPr>
       <w:r>
@@ -4287,7 +4287,7 @@
       <w:pPr>
         <w:pStyle w:val="BodyText"/>
         <w:bidi w:val="0"/>
-        <w:spacing w:lineRule="auto" w:line="360" w:before="0" w:after="120"/>
+        <w:spacing w:lineRule="auto" w:line="240" w:before="0" w:after="340"/>
         <w:rPr/>
       </w:pPr>
       <w:r>
@@ -4299,7 +4299,7 @@
       <w:pPr>
         <w:pStyle w:val="BodyText"/>
         <w:bidi w:val="0"/>
-        <w:spacing w:lineRule="auto" w:line="360" w:before="0" w:after="120"/>
+        <w:spacing w:lineRule="auto" w:line="240" w:before="0" w:after="340"/>
         <w:rPr/>
       </w:pPr>
       <w:r>
@@ -4311,7 +4311,7 @@
       <w:pPr>
         <w:pStyle w:val="BodyText"/>
         <w:bidi w:val="0"/>
-        <w:spacing w:lineRule="auto" w:line="360" w:before="0" w:after="120"/>
+        <w:spacing w:lineRule="auto" w:line="240" w:before="0" w:after="340"/>
         <w:rPr/>
       </w:pPr>
       <w:r>
@@ -4323,7 +4323,7 @@
       <w:pPr>
         <w:pStyle w:val="BodyText"/>
         <w:bidi w:val="0"/>
-        <w:spacing w:lineRule="auto" w:line="360" w:before="0" w:after="120"/>
+        <w:spacing w:lineRule="auto" w:line="240" w:before="0" w:after="340"/>
         <w:rPr/>
       </w:pPr>
       <w:r>
@@ -4335,7 +4335,7 @@
       <w:pPr>
         <w:pStyle w:val="BodyText"/>
         <w:bidi w:val="0"/>
-        <w:spacing w:lineRule="auto" w:line="360" w:before="0" w:after="120"/>
+        <w:spacing w:lineRule="auto" w:line="240" w:before="0" w:after="340"/>
         <w:rPr/>
       </w:pPr>
       <w:r>
@@ -4347,7 +4347,7 @@
       <w:pPr>
         <w:pStyle w:val="BodyText"/>
         <w:bidi w:val="0"/>
-        <w:spacing w:lineRule="auto" w:line="360" w:before="0" w:after="120"/>
+        <w:spacing w:lineRule="auto" w:line="240" w:before="0" w:after="340"/>
         <w:rPr/>
       </w:pPr>
       <w:r>
@@ -4359,7 +4359,7 @@
       <w:pPr>
         <w:pStyle w:val="BodyText"/>
         <w:bidi w:val="0"/>
-        <w:spacing w:lineRule="auto" w:line="360" w:before="0" w:after="120"/>
+        <w:spacing w:lineRule="auto" w:line="240" w:before="0" w:after="340"/>
         <w:rPr/>
       </w:pPr>
       <w:r>
@@ -4371,7 +4371,7 @@
       <w:pPr>
         <w:pStyle w:val="BodyText"/>
         <w:bidi w:val="0"/>
-        <w:spacing w:lineRule="auto" w:line="360" w:before="0" w:after="120"/>
+        <w:spacing w:lineRule="auto" w:line="240" w:before="0" w:after="340"/>
         <w:rPr/>
       </w:pPr>
       <w:r>
@@ -4383,7 +4383,7 @@
       <w:pPr>
         <w:pStyle w:val="BodyText"/>
         <w:bidi w:val="0"/>
-        <w:spacing w:lineRule="auto" w:line="360" w:before="0" w:after="120"/>
+        <w:spacing w:lineRule="auto" w:line="240" w:before="0" w:after="340"/>
         <w:rPr/>
       </w:pPr>
       <w:r>
@@ -4395,7 +4395,7 @@
       <w:pPr>
         <w:pStyle w:val="BodyText"/>
         <w:bidi w:val="0"/>
-        <w:spacing w:lineRule="auto" w:line="360" w:before="0" w:after="120"/>
+        <w:spacing w:lineRule="auto" w:line="240" w:before="0" w:after="340"/>
         <w:rPr/>
       </w:pPr>
       <w:r>
@@ -4430,15 +4430,15 @@
         </w:tblCellMar>
       </w:tblPr>
       <w:tblGrid>
-        <w:gridCol w:w="3024"/>
-        <w:gridCol w:w="3024"/>
-        <w:gridCol w:w="3024"/>
+        <w:gridCol w:w="3135"/>
+        <w:gridCol w:w="3135"/>
+        <w:gridCol w:w="3136"/>
       </w:tblGrid>
       <w:tr>
         <w:trPr/>
         <w:tc>
           <w:tcPr>
-            <w:tcW w:w="3024" w:type="dxa"/>
+            <w:tcW w:w="3135" w:type="dxa"/>
             <w:tcBorders/>
           </w:tcPr>
           <w:p>
@@ -4455,7 +4455,7 @@
         </w:tc>
         <w:tc>
           <w:tcPr>
-            <w:tcW w:w="3024" w:type="dxa"/>
+            <w:tcW w:w="3135" w:type="dxa"/>
             <w:tcBorders/>
           </w:tcPr>
           <w:p>
@@ -4472,7 +4472,7 @@
         </w:tc>
         <w:tc>
           <w:tcPr>
-            <w:tcW w:w="3024" w:type="dxa"/>
+            <w:tcW w:w="3136" w:type="dxa"/>
             <w:tcBorders/>
           </w:tcPr>
           <w:p>
@@ -4492,7 +4492,7 @@
         <w:trPr/>
         <w:tc>
           <w:tcPr>
-            <w:tcW w:w="3024" w:type="dxa"/>
+            <w:tcW w:w="3135" w:type="dxa"/>
             <w:tcBorders/>
           </w:tcPr>
           <w:p>
@@ -4509,7 +4509,7 @@
         </w:tc>
         <w:tc>
           <w:tcPr>
-            <w:tcW w:w="3024" w:type="dxa"/>
+            <w:tcW w:w="3135" w:type="dxa"/>
             <w:tcBorders/>
           </w:tcPr>
           <w:p>
@@ -4526,7 +4526,7 @@
         </w:tc>
         <w:tc>
           <w:tcPr>
-            <w:tcW w:w="3024" w:type="dxa"/>
+            <w:tcW w:w="3136" w:type="dxa"/>
             <w:tcBorders/>
           </w:tcPr>
           <w:p>
@@ -4546,7 +4546,7 @@
         <w:trPr/>
         <w:tc>
           <w:tcPr>
-            <w:tcW w:w="3024" w:type="dxa"/>
+            <w:tcW w:w="3135" w:type="dxa"/>
             <w:tcBorders/>
           </w:tcPr>
           <w:p>
@@ -4563,7 +4563,7 @@
         </w:tc>
         <w:tc>
           <w:tcPr>
-            <w:tcW w:w="3024" w:type="dxa"/>
+            <w:tcW w:w="3135" w:type="dxa"/>
             <w:tcBorders/>
           </w:tcPr>
           <w:p>
@@ -4580,7 +4580,7 @@
         </w:tc>
         <w:tc>
           <w:tcPr>
-            <w:tcW w:w="3024" w:type="dxa"/>
+            <w:tcW w:w="3136" w:type="dxa"/>
             <w:tcBorders/>
           </w:tcPr>
           <w:p>
@@ -4600,7 +4600,7 @@
         <w:trPr/>
         <w:tc>
           <w:tcPr>
-            <w:tcW w:w="3024" w:type="dxa"/>
+            <w:tcW w:w="3135" w:type="dxa"/>
             <w:tcBorders/>
           </w:tcPr>
           <w:p>
@@ -4617,7 +4617,7 @@
         </w:tc>
         <w:tc>
           <w:tcPr>
-            <w:tcW w:w="3024" w:type="dxa"/>
+            <w:tcW w:w="3135" w:type="dxa"/>
             <w:tcBorders/>
           </w:tcPr>
           <w:p>
@@ -4634,7 +4634,7 @@
         </w:tc>
         <w:tc>
           <w:tcPr>
-            <w:tcW w:w="3024" w:type="dxa"/>
+            <w:tcW w:w="3136" w:type="dxa"/>
             <w:tcBorders/>
           </w:tcPr>
           <w:p>
@@ -4691,15 +4691,15 @@
         </w:tblCellMar>
       </w:tblPr>
       <w:tblGrid>
-        <w:gridCol w:w="3024"/>
-        <w:gridCol w:w="3024"/>
-        <w:gridCol w:w="3024"/>
+        <w:gridCol w:w="3135"/>
+        <w:gridCol w:w="3135"/>
+        <w:gridCol w:w="3136"/>
       </w:tblGrid>
       <w:tr>
         <w:trPr/>
         <w:tc>
           <w:tcPr>
-            <w:tcW w:w="3024" w:type="dxa"/>
+            <w:tcW w:w="3135" w:type="dxa"/>
             <w:tcBorders/>
           </w:tcPr>
           <w:p>
@@ -4716,7 +4716,7 @@
         </w:tc>
         <w:tc>
           <w:tcPr>
-            <w:tcW w:w="3024" w:type="dxa"/>
+            <w:tcW w:w="3135" w:type="dxa"/>
             <w:tcBorders/>
           </w:tcPr>
           <w:p>
@@ -4733,7 +4733,7 @@
         </w:tc>
         <w:tc>
           <w:tcPr>
-            <w:tcW w:w="3024" w:type="dxa"/>
+            <w:tcW w:w="3136" w:type="dxa"/>
             <w:tcBorders/>
           </w:tcPr>
           <w:p>
@@ -4753,7 +4753,7 @@
         <w:trPr/>
         <w:tc>
           <w:tcPr>
-            <w:tcW w:w="3024" w:type="dxa"/>
+            <w:tcW w:w="3135" w:type="dxa"/>
             <w:tcBorders/>
           </w:tcPr>
           <w:p>
@@ -4770,7 +4770,7 @@
         </w:tc>
         <w:tc>
           <w:tcPr>
-            <w:tcW w:w="3024" w:type="dxa"/>
+            <w:tcW w:w="3135" w:type="dxa"/>
             <w:tcBorders/>
           </w:tcPr>
           <w:p>
@@ -4787,7 +4787,7 @@
         </w:tc>
         <w:tc>
           <w:tcPr>
-            <w:tcW w:w="3024" w:type="dxa"/>
+            <w:tcW w:w="3136" w:type="dxa"/>
             <w:tcBorders/>
           </w:tcPr>
           <w:p>
@@ -4807,7 +4807,7 @@
         <w:trPr/>
         <w:tc>
           <w:tcPr>
-            <w:tcW w:w="3024" w:type="dxa"/>
+            <w:tcW w:w="3135" w:type="dxa"/>
             <w:tcBorders/>
           </w:tcPr>
           <w:p>
@@ -4824,7 +4824,7 @@
         </w:tc>
         <w:tc>
           <w:tcPr>
-            <w:tcW w:w="3024" w:type="dxa"/>
+            <w:tcW w:w="3135" w:type="dxa"/>
             <w:tcBorders/>
           </w:tcPr>
           <w:p>
@@ -4841,7 +4841,7 @@
         </w:tc>
         <w:tc>
           <w:tcPr>
-            <w:tcW w:w="3024" w:type="dxa"/>
+            <w:tcW w:w="3136" w:type="dxa"/>
             <w:tcBorders/>
           </w:tcPr>
           <w:p>
@@ -4861,7 +4861,7 @@
         <w:trPr/>
         <w:tc>
           <w:tcPr>
-            <w:tcW w:w="3024" w:type="dxa"/>
+            <w:tcW w:w="3135" w:type="dxa"/>
             <w:tcBorders/>
           </w:tcPr>
           <w:p>
@@ -4878,7 +4878,7 @@
         </w:tc>
         <w:tc>
           <w:tcPr>
-            <w:tcW w:w="3024" w:type="dxa"/>
+            <w:tcW w:w="3135" w:type="dxa"/>
             <w:tcBorders/>
           </w:tcPr>
           <w:p>
@@ -4895,7 +4895,7 @@
         </w:tc>
         <w:tc>
           <w:tcPr>
-            <w:tcW w:w="3024" w:type="dxa"/>
+            <w:tcW w:w="3136" w:type="dxa"/>
             <w:tcBorders/>
           </w:tcPr>
           <w:p>
@@ -4929,7 +4929,7 @@
       <w:pPr>
         <w:pStyle w:val="BodyText"/>
         <w:bidi w:val="0"/>
-        <w:spacing w:lineRule="auto" w:line="360" w:before="0" w:after="120"/>
+        <w:spacing w:lineRule="auto" w:line="240" w:before="0" w:after="340"/>
         <w:rPr/>
       </w:pPr>
       <w:r>
@@ -5008,7 +5008,7 @@
       <w:pPr>
         <w:pStyle w:val="BodyText"/>
         <w:bidi w:val="0"/>
-        <w:spacing w:lineRule="auto" w:line="360" w:before="0" w:after="120"/>
+        <w:spacing w:lineRule="auto" w:line="240" w:before="0" w:after="340"/>
         <w:rPr/>
       </w:pPr>
       <w:r>
@@ -5099,7 +5099,7 @@
       <w:pPr>
         <w:pStyle w:val="BodyText"/>
         <w:bidi w:val="0"/>
-        <w:spacing w:lineRule="auto" w:line="360" w:before="0" w:after="120"/>
+        <w:spacing w:lineRule="auto" w:line="240" w:before="0" w:after="340"/>
         <w:rPr/>
       </w:pPr>
       <w:r>
@@ -5111,7 +5111,7 @@
       <w:pPr>
         <w:pStyle w:val="BodyText"/>
         <w:bidi w:val="0"/>
-        <w:spacing w:lineRule="auto" w:line="360" w:before="0" w:after="120"/>
+        <w:spacing w:lineRule="auto" w:line="240" w:before="0" w:after="340"/>
         <w:rPr/>
       </w:pPr>
       <w:r>
@@ -5135,7 +5135,7 @@
       <w:pPr>
         <w:pStyle w:val="BodyText"/>
         <w:bidi w:val="0"/>
-        <w:spacing w:lineRule="auto" w:line="360" w:before="0" w:after="120"/>
+        <w:spacing w:lineRule="auto" w:line="240" w:before="0" w:after="340"/>
         <w:rPr/>
       </w:pPr>
       <w:r>
@@ -5147,7 +5147,7 @@
       <w:pPr>
         <w:pStyle w:val="BodyText"/>
         <w:bidi w:val="0"/>
-        <w:spacing w:lineRule="auto" w:line="360" w:before="0" w:after="120"/>
+        <w:spacing w:lineRule="auto" w:line="240" w:before="0" w:after="340"/>
         <w:rPr/>
         <w:sectPr>
           <w:footerReference w:type="default" r:id="rId7"/>
@@ -5156,7 +5156,7 @@
             <w:numFmt w:val="decimal"/>
           </w:footnotePr>
           <w:type w:val="nextPage"/>
-          <w:pgSz w:w="11906" w:h="16838"/>
+          <w:pgSz w:w="12240" w:h="15840"/>
           <w:pgMar w:left="1417" w:right="1417" w:gutter="0" w:header="0" w:top="1417" w:footer="1417" w:bottom="1976"/>
           <w:pgNumType w:fmt="decimal"/>
           <w:formProt w:val="false"/>
@@ -5185,7 +5185,7 @@
       <w:pPr>
         <w:pStyle w:val="BodyText"/>
         <w:bidi w:val="0"/>
-        <w:spacing w:lineRule="auto" w:line="360" w:before="0" w:after="120"/>
+        <w:spacing w:lineRule="auto" w:line="240" w:before="0" w:after="340"/>
         <w:rPr/>
       </w:pPr>
       <w:r>
@@ -5197,7 +5197,7 @@
       <w:pPr>
         <w:pStyle w:val="BodyText"/>
         <w:bidi w:val="0"/>
-        <w:spacing w:lineRule="auto" w:line="360" w:before="0" w:after="120"/>
+        <w:spacing w:lineRule="auto" w:line="240" w:before="0" w:after="340"/>
         <w:rPr/>
       </w:pPr>
       <w:r>
@@ -5209,7 +5209,7 @@
       <w:pPr>
         <w:pStyle w:val="BodyText"/>
         <w:bidi w:val="0"/>
-        <w:spacing w:lineRule="auto" w:line="360" w:before="0" w:after="120"/>
+        <w:spacing w:lineRule="auto" w:line="240" w:before="0" w:after="340"/>
         <w:rPr/>
       </w:pPr>
       <w:r>
@@ -5221,7 +5221,7 @@
       <w:pPr>
         <w:pStyle w:val="BodyText"/>
         <w:bidi w:val="0"/>
-        <w:spacing w:lineRule="auto" w:line="360" w:before="0" w:after="120"/>
+        <w:spacing w:lineRule="auto" w:line="240" w:before="0" w:after="340"/>
         <w:rPr/>
       </w:pPr>
       <w:r>
@@ -5233,7 +5233,7 @@
       <w:pPr>
         <w:pStyle w:val="BodyText"/>
         <w:bidi w:val="0"/>
-        <w:spacing w:lineRule="auto" w:line="360" w:before="0" w:after="120"/>
+        <w:spacing w:lineRule="auto" w:line="240" w:before="0" w:after="340"/>
         <w:rPr/>
       </w:pPr>
       <w:r>
@@ -5245,7 +5245,7 @@
       <w:pPr>
         <w:pStyle w:val="BodyText"/>
         <w:bidi w:val="0"/>
-        <w:spacing w:lineRule="auto" w:line="360" w:before="0" w:after="120"/>
+        <w:spacing w:lineRule="auto" w:line="240" w:before="0" w:after="340"/>
         <w:rPr/>
       </w:pPr>
       <w:r>
@@ -5257,7 +5257,7 @@
       <w:pPr>
         <w:pStyle w:val="BodyText"/>
         <w:bidi w:val="0"/>
-        <w:spacing w:lineRule="auto" w:line="360" w:before="0" w:after="120"/>
+        <w:spacing w:lineRule="auto" w:line="240" w:before="0" w:after="340"/>
         <w:rPr/>
       </w:pPr>
       <w:r>
@@ -5269,7 +5269,7 @@
       <w:pPr>
         <w:pStyle w:val="BodyText"/>
         <w:bidi w:val="0"/>
-        <w:spacing w:lineRule="auto" w:line="360" w:before="0" w:after="120"/>
+        <w:spacing w:lineRule="auto" w:line="240" w:before="0" w:after="340"/>
         <w:rPr/>
       </w:pPr>
       <w:r>
@@ -5281,7 +5281,7 @@
       <w:pPr>
         <w:pStyle w:val="BodyText"/>
         <w:bidi w:val="0"/>
-        <w:spacing w:lineRule="auto" w:line="360" w:before="0" w:after="120"/>
+        <w:spacing w:lineRule="auto" w:line="240" w:before="0" w:after="340"/>
         <w:rPr/>
       </w:pPr>
       <w:r>
@@ -5293,7 +5293,7 @@
       <w:pPr>
         <w:pStyle w:val="BodyText"/>
         <w:bidi w:val="0"/>
-        <w:spacing w:lineRule="auto" w:line="360" w:before="0" w:after="120"/>
+        <w:spacing w:lineRule="auto" w:line="240" w:before="0" w:after="340"/>
         <w:rPr/>
       </w:pPr>
       <w:r>
@@ -5305,7 +5305,7 @@
       <w:pPr>
         <w:pStyle w:val="BodyText"/>
         <w:bidi w:val="0"/>
-        <w:spacing w:lineRule="auto" w:line="360" w:before="0" w:after="120"/>
+        <w:spacing w:lineRule="auto" w:line="240" w:before="0" w:after="340"/>
         <w:rPr/>
       </w:pPr>
       <w:r>
@@ -5317,7 +5317,7 @@
       <w:pPr>
         <w:pStyle w:val="BodyText"/>
         <w:bidi w:val="0"/>
-        <w:spacing w:lineRule="auto" w:line="360" w:before="0" w:after="120"/>
+        <w:spacing w:lineRule="auto" w:line="240" w:before="0" w:after="340"/>
         <w:rPr/>
       </w:pPr>
       <w:r>
@@ -5329,7 +5329,7 @@
       <w:pPr>
         <w:pStyle w:val="BodyText"/>
         <w:bidi w:val="0"/>
-        <w:spacing w:lineRule="auto" w:line="360" w:before="0" w:after="120"/>
+        <w:spacing w:lineRule="auto" w:line="240" w:before="0" w:after="340"/>
         <w:rPr/>
       </w:pPr>
       <w:r>
@@ -5341,7 +5341,7 @@
       <w:pPr>
         <w:pStyle w:val="BodyText"/>
         <w:bidi w:val="0"/>
-        <w:spacing w:lineRule="auto" w:line="360" w:before="0" w:after="120"/>
+        <w:spacing w:lineRule="auto" w:line="240" w:before="0" w:after="340"/>
         <w:rPr/>
       </w:pPr>
       <w:r>
@@ -5353,7 +5353,7 @@
       <w:pPr>
         <w:pStyle w:val="BodyText"/>
         <w:bidi w:val="0"/>
-        <w:spacing w:lineRule="auto" w:line="360" w:before="0" w:after="120"/>
+        <w:spacing w:lineRule="auto" w:line="240" w:before="0" w:after="340"/>
         <w:rPr/>
       </w:pPr>
       <w:r>
@@ -5365,7 +5365,7 @@
       <w:pPr>
         <w:pStyle w:val="BodyText"/>
         <w:bidi w:val="0"/>
-        <w:spacing w:lineRule="auto" w:line="360" w:before="0" w:after="120"/>
+        <w:spacing w:lineRule="auto" w:line="240" w:before="0" w:after="340"/>
         <w:rPr/>
       </w:pPr>
       <w:r>
@@ -5377,7 +5377,7 @@
       <w:pPr>
         <w:pStyle w:val="BodyText"/>
         <w:bidi w:val="0"/>
-        <w:spacing w:lineRule="auto" w:line="360" w:before="0" w:after="120"/>
+        <w:spacing w:lineRule="auto" w:line="240" w:before="0" w:after="340"/>
         <w:rPr/>
       </w:pPr>
       <w:r>
@@ -5389,7 +5389,7 @@
       <w:pPr>
         <w:pStyle w:val="BodyText"/>
         <w:bidi w:val="0"/>
-        <w:spacing w:lineRule="auto" w:line="360" w:before="0" w:after="120"/>
+        <w:spacing w:lineRule="auto" w:line="240" w:before="0" w:after="340"/>
         <w:rPr/>
       </w:pPr>
       <w:r>
@@ -5401,7 +5401,7 @@
       <w:pPr>
         <w:pStyle w:val="BodyText"/>
         <w:bidi w:val="0"/>
-        <w:spacing w:lineRule="auto" w:line="360" w:before="0" w:after="120"/>
+        <w:spacing w:lineRule="auto" w:line="240" w:before="0" w:after="340"/>
         <w:rPr/>
       </w:pPr>
       <w:r>
@@ -5413,7 +5413,7 @@
       <w:pPr>
         <w:pStyle w:val="BodyText"/>
         <w:bidi w:val="0"/>
-        <w:spacing w:lineRule="auto" w:line="360" w:before="0" w:after="120"/>
+        <w:spacing w:lineRule="auto" w:line="240" w:before="0" w:after="340"/>
         <w:rPr/>
       </w:pPr>
       <w:r>
@@ -5425,7 +5425,7 @@
       <w:pPr>
         <w:pStyle w:val="BodyText"/>
         <w:bidi w:val="0"/>
-        <w:spacing w:lineRule="auto" w:line="360" w:before="0" w:after="120"/>
+        <w:spacing w:lineRule="auto" w:line="240" w:before="0" w:after="340"/>
         <w:rPr/>
       </w:pPr>
       <w:r>
@@ -5437,7 +5437,7 @@
       <w:pPr>
         <w:pStyle w:val="BodyText"/>
         <w:bidi w:val="0"/>
-        <w:spacing w:lineRule="auto" w:line="360" w:before="0" w:after="120"/>
+        <w:spacing w:lineRule="auto" w:line="240" w:before="0" w:after="340"/>
         <w:rPr/>
       </w:pPr>
       <w:r>
@@ -5452,7 +5452,7 @@
         <w:numFmt w:val="decimal"/>
       </w:footnotePr>
       <w:type w:val="nextPage"/>
-      <w:pgSz w:w="11906" w:h="16838"/>
+      <w:pgSz w:w="12240" w:h="15840"/>
       <w:pgMar w:left="1417" w:right="1417" w:gutter="0" w:header="0" w:top="1417" w:footer="1417" w:bottom="1976"/>
       <w:pgNumType w:fmt="decimal"/>
       <w:formProt w:val="false"/>
@@ -5595,7 +5595,7 @@
     </w:r>
     <w:r>
       <w:rPr/>
-      <w:t>49</w:t>
+      <w:t>54</w:t>
     </w:r>
     <w:r>
       <w:rPr/>
@@ -5634,7 +5634,7 @@
     </w:r>
     <w:r>
       <w:rPr/>
-      <w:t>51</w:t>
+      <w:t>56</w:t>
     </w:r>
     <w:r>
       <w:rPr/>
@@ -5681,7 +5681,7 @@
       <w:pPr>
         <w:pStyle w:val="BodyText"/>
         <w:bidi w:val="0"/>
-        <w:spacing w:lineRule="auto" w:line="360" w:before="0" w:after="120"/>
+        <w:spacing w:lineRule="auto" w:line="240" w:before="0" w:after="340"/>
         <w:rPr/>
       </w:pPr>
       <w:r>
@@ -5701,7 +5701,7 @@
       <w:pPr>
         <w:pStyle w:val="BodyText"/>
         <w:bidi w:val="0"/>
-        <w:spacing w:lineRule="auto" w:line="360" w:before="0" w:after="120"/>
+        <w:spacing w:lineRule="auto" w:line="240" w:before="0" w:after="340"/>
         <w:rPr/>
       </w:pPr>
       <w:r>
@@ -5721,7 +5721,7 @@
       <w:pPr>
         <w:pStyle w:val="BodyText"/>
         <w:bidi w:val="0"/>
-        <w:spacing w:lineRule="auto" w:line="360" w:before="0" w:after="120"/>
+        <w:spacing w:lineRule="auto" w:line="240" w:before="0" w:after="340"/>
         <w:rPr/>
       </w:pPr>
       <w:r>
@@ -5741,7 +5741,7 @@
       <w:pPr>
         <w:pStyle w:val="BodyText"/>
         <w:bidi w:val="0"/>
-        <w:spacing w:lineRule="auto" w:line="360" w:before="0" w:after="120"/>
+        <w:spacing w:lineRule="auto" w:line="240" w:before="0" w:after="340"/>
         <w:rPr/>
       </w:pPr>
       <w:r>
@@ -6017,10 +6017,10 @@
     <w:name w:val="Body Text"/>
     <w:basedOn w:val="Normal"/>
     <w:pPr>
-      <w:spacing w:lineRule="auto" w:line="360" w:before="0" w:after="120"/>
+      <w:spacing w:lineRule="auto" w:line="240" w:before="0" w:after="340"/>
     </w:pPr>
     <w:rPr>
-      <w:rFonts w:ascii="Times New Roman" w:hAnsi="Times New Roman"/>
+      <w:rFonts w:ascii="Comic Sans MS" w:hAnsi="Comic Sans MS"/>
       <w:sz w:val="24"/>
     </w:rPr>
   </w:style>
